--- a/docs/content/ancova/ancova_activity.docx
+++ b/docs/content/ancova/ancova_activity.docx
@@ -122,18 +122,170 @@
         <w:pStyle w:val="BlockText"/>
       </w:pPr>
       <w:r>
-        <w:t xml:space="preserve">This worksheet uses simulated cricket chirping data, the real Partridge fruitfly-longevity dataset, and simulated sea urchin data (for a heterogeneous-slopes example).</w:t>
-      </w:r>
-    </w:p>
-    <w:p>
-      <w:pPr>
-        <w:pStyle w:val="FirstParagraph"/>
-      </w:pPr>
-      <w:r>
         <w:rPr>
           <w:b/>
           <w:bCs/>
         </w:rPr>
+        <w:t xml:space="preserve">Every grey</w:t>
+      </w:r>
+      <w:r>
+        <w:rPr>
+          <w:b/>
+          <w:bCs/>
+        </w:rPr>
+        <w:t xml:space="preserve"> </w:t>
+      </w:r>
+      <w:r>
+        <w:rPr>
+          <w:rStyle w:val="VerbatimChar"/>
+          <w:b/>
+          <w:bCs/>
+        </w:rPr>
+        <w:t xml:space="preserve">r</w:t>
+      </w:r>
+      <w:r>
+        <w:rPr>
+          <w:b/>
+          <w:bCs/>
+        </w:rPr>
+        <w:t xml:space="preserve"> </w:t>
+      </w:r>
+      <w:r>
+        <w:rPr>
+          <w:b/>
+          <w:bCs/>
+        </w:rPr>
+        <w:t xml:space="preserve">box below is code you type into an R script — not into the Console.</w:t>
+      </w:r>
+      <w:r>
+        <w:t xml:space="preserve"> </w:t>
+      </w:r>
+      <w:r>
+        <w:t xml:space="preserve">Before you start:</w:t>
+      </w:r>
+      <w:r>
+        <w:t xml:space="preserve"> </w:t>
+      </w:r>
+      <w:r>
+        <w:rPr>
+          <w:b/>
+          <w:bCs/>
+        </w:rPr>
+        <w:t xml:space="preserve">File → New File → R Script</w:t>
+      </w:r>
+      <w:r>
+        <w:t xml:space="preserve">, and save it as</w:t>
+      </w:r>
+      <w:r>
+        <w:t xml:space="preserve"> </w:t>
+      </w:r>
+      <w:r>
+        <w:rPr>
+          <w:rStyle w:val="VerbatimChar"/>
+        </w:rPr>
+        <w:t xml:space="preserve">08_ancova.R</w:t>
+      </w:r>
+      <w:r>
+        <w:t xml:space="preserve"> </w:t>
+      </w:r>
+      <w:r>
+        <w:t xml:space="preserve">in your project’s</w:t>
+      </w:r>
+      <w:r>
+        <w:t xml:space="preserve"> </w:t>
+      </w:r>
+      <w:r>
+        <w:rPr>
+          <w:rStyle w:val="VerbatimChar"/>
+        </w:rPr>
+        <w:t xml:space="preserve">scripts/</w:t>
+      </w:r>
+      <w:r>
+        <w:t xml:space="preserve"> </w:t>
+      </w:r>
+      <w:r>
+        <w:t xml:space="preserve">folder. Then work down the worksheet, adding each block to the bottom of that one script, in order.</w:t>
+      </w:r>
+    </w:p>
+    <w:p>
+      <w:pPr>
+        <w:pStyle w:val="BlockText"/>
+      </w:pPr>
+      <w:r>
+        <w:rPr>
+          <w:b/>
+          <w:bCs/>
+        </w:rPr>
+        <w:t xml:space="preserve">Type the</w:t>
+      </w:r>
+      <w:r>
+        <w:rPr>
+          <w:b/>
+          <w:bCs/>
+        </w:rPr>
+        <w:t xml:space="preserve"> </w:t>
+      </w:r>
+      <w:r>
+        <w:rPr>
+          <w:rStyle w:val="VerbatimChar"/>
+          <w:b/>
+          <w:bCs/>
+        </w:rPr>
+        <w:t xml:space="preserve"># ── Part …</w:t>
+      </w:r>
+      <w:r>
+        <w:rPr>
+          <w:b/>
+          <w:bCs/>
+        </w:rPr>
+        <w:t xml:space="preserve"> </w:t>
+      </w:r>
+      <w:r>
+        <w:rPr>
+          <w:b/>
+          <w:bCs/>
+        </w:rPr>
+        <w:t xml:space="preserve">header comment at the top of each block, too.</w:t>
+      </w:r>
+      <w:r>
+        <w:t xml:space="preserve"> </w:t>
+      </w:r>
+      <w:r>
+        <w:t xml:space="preserve">Those comment lines are not decoration — they are how your script stays navigable, how you find your way back to a block that broke, and how I find your work when I read your script. A block with no header comment is a block I cannot place. In RStudio they also show up in the document outline (the</w:t>
+      </w:r>
+      <w:r>
+        <w:t xml:space="preserve"> </w:t>
+      </w:r>
+      <w:r>
+        <w:rPr>
+          <w:rStyle w:val="VerbatimChar"/>
+        </w:rPr>
+        <w:t xml:space="preserve">≡</w:t>
+      </w:r>
+      <w:r>
+        <w:t xml:space="preserve"> </w:t>
+      </w:r>
+      <w:r>
+        <w:t xml:space="preserve">button at the bottom-left of the editor) so you can jump straight to any part.</w:t>
+      </w:r>
+    </w:p>
+    <w:p>
+      <w:pPr>
+        <w:pStyle w:val="BlockText"/>
+      </w:pPr>
+      <w:r>
+        <w:t xml:space="preserve">This worksheet uses simulated cricket chirping data, the real Partridge fruitfly-longevity dataset, and simulated sea urchin data (for a heterogeneous-slopes example).</w:t>
+      </w:r>
+    </w:p>
+    <w:p>
+      <w:pPr>
+        <w:pStyle w:val="FirstParagraph"/>
+      </w:pPr>
+      <w:r>
+        <w:rPr>
+          <w:b/>
+          <w:bCs/>
+        </w:rPr>
         <w:t xml:space="preserve">▶ Run this in your Script:</w:t>
       </w:r>
     </w:p>
@@ -141,6 +293,15 @@
       <w:pPr>
         <w:pStyle w:val="SourceCode"/>
       </w:pPr>
+      <w:r>
+        <w:rPr>
+          <w:rStyle w:val="CommentTok"/>
+        </w:rPr>
+        <w:t xml:space="preserve"># ── Setup (1) ───────────────────────────────────────────────────────────</w:t>
+      </w:r>
+      <w:r>
+        <w:br/>
+      </w:r>
       <w:r>
         <w:rPr>
           <w:rStyle w:val="FunctionTok"/>
@@ -766,6 +927,15 @@
       </w:pPr>
       <w:r>
         <w:rPr>
+          <w:rStyle w:val="CommentTok"/>
+        </w:rPr>
+        <w:t xml:space="preserve"># ── Part 1.1 · Cricket Chirping Analysis ────────────────────────────────</w:t>
+      </w:r>
+      <w:r>
+        <w:br/>
+      </w:r>
+      <w:r>
+        <w:rPr>
           <w:rStyle w:val="FunctionTok"/>
         </w:rPr>
         <w:t xml:space="preserve">set.seed</w:t>
@@ -1617,6 +1787,15 @@
       <w:pPr>
         <w:pStyle w:val="SourceCode"/>
       </w:pPr>
+      <w:r>
+        <w:rPr>
+          <w:rStyle w:val="CommentTok"/>
+        </w:rPr>
+        <w:t xml:space="preserve"># ── Part 1.2 · Cricket Chirping Analysis ────────────────────────────────</w:t>
+      </w:r>
+      <w:r>
+        <w:br/>
+      </w:r>
       <w:r>
         <w:rPr>
           <w:rStyle w:val="FunctionTok"/>
@@ -2240,6 +2419,15 @@
       </w:pPr>
       <w:r>
         <w:rPr>
+          <w:rStyle w:val="CommentTok"/>
+        </w:rPr>
+        <w:t xml:space="preserve"># ── Part 1.3 · Cricket Chirping Analysis ────────────────────────────────</w:t>
+      </w:r>
+      <w:r>
+        <w:br/>
+      </w:r>
+      <w:r>
+        <w:rPr>
           <w:rStyle w:val="NormalTok"/>
         </w:rPr>
         <w:t xml:space="preserve">ancova_model </w:t>
@@ -2521,6 +2709,15 @@
       </w:pPr>
       <w:r>
         <w:rPr>
+          <w:rStyle w:val="CommentTok"/>
+        </w:rPr>
+        <w:t xml:space="preserve"># ── Part 1.4 · Cricket Chirping Analysis ────────────────────────────────</w:t>
+      </w:r>
+      <w:r>
+        <w:br/>
+      </w:r>
+      <w:r>
+        <w:rPr>
           <w:rStyle w:val="FunctionTok"/>
         </w:rPr>
         <w:t xml:space="preserve">Anova</w:t>
@@ -2748,6 +2945,15 @@
       </w:pPr>
       <w:r>
         <w:rPr>
+          <w:rStyle w:val="CommentTok"/>
+        </w:rPr>
+        <w:t xml:space="preserve"># ── Part 1.5 · Cricket Chirping Analysis ────────────────────────────────</w:t>
+      </w:r>
+      <w:r>
+        <w:br/>
+      </w:r>
+      <w:r>
+        <w:rPr>
           <w:rStyle w:val="FunctionTok"/>
         </w:rPr>
         <w:t xml:space="preserve">par</w:t>
@@ -3044,6 +3250,15 @@
       </w:pPr>
       <w:r>
         <w:rPr>
+          <w:rStyle w:val="CommentTok"/>
+        </w:rPr>
+        <w:t xml:space="preserve"># ── Part 1.6 · Cricket Chirping Analysis ────────────────────────────────</w:t>
+      </w:r>
+      <w:r>
+        <w:br/>
+      </w:r>
+      <w:r>
+        <w:rPr>
           <w:rStyle w:val="NormalTok"/>
         </w:rPr>
         <w:t xml:space="preserve">c_emmeans </w:t>
@@ -3146,6 +3361,15 @@
       </w:pPr>
       <w:r>
         <w:rPr>
+          <w:rStyle w:val="CommentTok"/>
+        </w:rPr>
+        <w:t xml:space="preserve"># ── Part 1.7 · Cricket Chirping Analysis ────────────────────────────────</w:t>
+      </w:r>
+      <w:r>
+        <w:br/>
+      </w:r>
+      <w:r>
+        <w:rPr>
           <w:rStyle w:val="FunctionTok"/>
         </w:rPr>
         <w:t xml:space="preserve">pairs</w:t>
@@ -3195,6 +3419,15 @@
       <w:pPr>
         <w:pStyle w:val="SourceCode"/>
       </w:pPr>
+      <w:r>
+        <w:rPr>
+          <w:rStyle w:val="CommentTok"/>
+        </w:rPr>
+        <w:t xml:space="preserve"># ── Part 1.8 · Cricket Chirping Analysis ────────────────────────────────</w:t>
+      </w:r>
+      <w:r>
+        <w:br/>
+      </w:r>
       <w:r>
         <w:rPr>
           <w:rStyle w:val="FunctionTok"/>
@@ -4004,6 +4237,15 @@
               <w:rPr>
                 <w:rStyle w:val="CommentTok"/>
               </w:rPr>
+              <w:t xml:space="preserve"># ── Part 1.9 · Cricket Chirping Analysis ────────────────────────────────</w:t>
+            </w:r>
+            <w:r>
+              <w:br/>
+            </w:r>
+            <w:r>
+              <w:rPr>
+                <w:rStyle w:val="CommentTok"/>
+              </w:rPr>
               <w:t xml:space="preserve"># Write your code here:</w:t>
             </w:r>
           </w:p>
@@ -4061,6 +4303,15 @@
       </w:pPr>
       <w:r>
         <w:rPr>
+          <w:rStyle w:val="CommentTok"/>
+        </w:rPr>
+        <w:t xml:space="preserve"># ── Part 2.1 · Partridge Longevity Analysis ─────────────────────────────</w:t>
+      </w:r>
+      <w:r>
+        <w:br/>
+      </w:r>
+      <w:r>
+        <w:rPr>
           <w:rStyle w:val="NormalTok"/>
         </w:rPr>
         <w:t xml:space="preserve">p_df </w:t>
@@ -4826,6 +5077,15 @@
       <w:pPr>
         <w:pStyle w:val="SourceCode"/>
       </w:pPr>
+      <w:r>
+        <w:rPr>
+          <w:rStyle w:val="CommentTok"/>
+        </w:rPr>
+        <w:t xml:space="preserve"># ── Part 2.2 · Partridge Longevity Analysis ─────────────────────────────</w:t>
+      </w:r>
+      <w:r>
+        <w:br/>
+      </w:r>
       <w:r>
         <w:rPr>
           <w:rStyle w:val="NormalTok"/>
@@ -4948,6 +5208,15 @@
       </w:pPr>
       <w:r>
         <w:rPr>
+          <w:rStyle w:val="CommentTok"/>
+        </w:rPr>
+        <w:t xml:space="preserve"># ── Part 2.3 · Partridge Longevity Analysis ─────────────────────────────</w:t>
+      </w:r>
+      <w:r>
+        <w:br/>
+      </w:r>
+      <w:r>
+        <w:rPr>
           <w:rStyle w:val="NormalTok"/>
         </w:rPr>
         <w:t xml:space="preserve">p_ancova_model </w:t>
@@ -5086,6 +5355,15 @@
       </w:pPr>
       <w:r>
         <w:rPr>
+          <w:rStyle w:val="CommentTok"/>
+        </w:rPr>
+        <w:t xml:space="preserve"># ── Part 2.4 · Partridge Longevity Analysis ─────────────────────────────</w:t>
+      </w:r>
+      <w:r>
+        <w:br/>
+      </w:r>
+      <w:r>
+        <w:rPr>
           <w:rStyle w:val="FunctionTok"/>
         </w:rPr>
         <w:t xml:space="preserve">par</w:t>
@@ -5362,6 +5640,15 @@
       </w:pPr>
       <w:r>
         <w:rPr>
+          <w:rStyle w:val="CommentTok"/>
+        </w:rPr>
+        <w:t xml:space="preserve"># ── Part 2.5 · Partridge Longevity Analysis ─────────────────────────────</w:t>
+      </w:r>
+      <w:r>
+        <w:br/>
+      </w:r>
+      <w:r>
+        <w:rPr>
           <w:rStyle w:val="NormalTok"/>
         </w:rPr>
         <w:t xml:space="preserve">p_means </w:t>
@@ -5426,6 +5713,15 @@
       <w:pPr>
         <w:pStyle w:val="SourceCode"/>
       </w:pPr>
+      <w:r>
+        <w:rPr>
+          <w:rStyle w:val="CommentTok"/>
+        </w:rPr>
+        <w:t xml:space="preserve"># ── Part 2.6 · Partridge Longevity Analysis ─────────────────────────────</w:t>
+      </w:r>
+      <w:r>
+        <w:br/>
+      </w:r>
       <w:r>
         <w:rPr>
           <w:rStyle w:val="FunctionTok"/>
@@ -5628,6 +5924,15 @@
       </w:pPr>
       <w:r>
         <w:rPr>
+          <w:rStyle w:val="CommentTok"/>
+        </w:rPr>
+        <w:t xml:space="preserve"># ── Part 3.1 · Example with Heterogeneous Slopes ────────────────────────</w:t>
+      </w:r>
+      <w:r>
+        <w:br/>
+      </w:r>
+      <w:r>
+        <w:rPr>
           <w:rStyle w:val="FunctionTok"/>
         </w:rPr>
         <w:t xml:space="preserve">set.seed</w:t>
@@ -6927,6 +7232,15 @@
       <w:pPr>
         <w:pStyle w:val="SourceCode"/>
       </w:pPr>
+      <w:r>
+        <w:rPr>
+          <w:rStyle w:val="CommentTok"/>
+        </w:rPr>
+        <w:t xml:space="preserve"># ── Part 3.2 · Example with Heterogeneous Slopes ────────────────────────</w:t>
+      </w:r>
+      <w:r>
+        <w:br/>
+      </w:r>
       <w:r>
         <w:rPr>
           <w:rStyle w:val="NormalTok"/>
@@ -7087,6 +7401,15 @@
       </w:pPr>
       <w:r>
         <w:rPr>
+          <w:rStyle w:val="CommentTok"/>
+        </w:rPr>
+        <w:t xml:space="preserve"># ── Part 3.3 · Example with Heterogeneous Slopes ────────────────────────</w:t>
+      </w:r>
+      <w:r>
+        <w:br/>
+      </w:r>
+      <w:r>
+        <w:rPr>
           <w:rStyle w:val="NormalTok"/>
         </w:rPr>
         <w:t xml:space="preserve">initial_model </w:t>
@@ -7414,6 +7737,15 @@
       <w:pPr>
         <w:pStyle w:val="SourceCode"/>
       </w:pPr>
+      <w:r>
+        <w:rPr>
+          <w:rStyle w:val="CommentTok"/>
+        </w:rPr>
+        <w:t xml:space="preserve"># ── Part 3.4 · Example with Heterogeneous Slopes ────────────────────────</w:t>
+      </w:r>
+      <w:r>
+        <w:br/>
+      </w:r>
       <w:r>
         <w:rPr>
           <w:rStyle w:val="FunctionTok"/>
@@ -7848,6 +8180,15 @@
               <w:rPr>
                 <w:rStyle w:val="CommentTok"/>
               </w:rPr>
+              <w:t xml:space="preserve"># ── Part 3.5 · Example with Heterogeneous Slopes ────────────────────────</w:t>
+            </w:r>
+            <w:r>
+              <w:br/>
+            </w:r>
+            <w:r>
+              <w:rPr>
+                <w:rStyle w:val="CommentTok"/>
+              </w:rPr>
               <w:t xml:space="preserve"># Write your code here:</w:t>
             </w:r>
           </w:p>
@@ -8917,6 +9258,15 @@
       </w:pPr>
       <w:r>
         <w:rPr>
+          <w:rStyle w:val="CommentTok"/>
+        </w:rPr>
+        <w:t xml:space="preserve"># ── Part 4.1 · Take-Home Extension ──────────────────────────────────────</w:t>
+      </w:r>
+      <w:r>
+        <w:br/>
+      </w:r>
+      <w:r>
+        <w:rPr>
           <w:rStyle w:val="NormalTok"/>
         </w:rPr>
         <w:t xml:space="preserve">cricket_df </w:t>
@@ -9298,6 +9648,15 @@
         <w:rPr>
           <w:rStyle w:val="CommentTok"/>
         </w:rPr>
+        <w:t xml:space="preserve"># ── Part 4.2 · Take-Home Extension ──────────────────────────────────────</w:t>
+      </w:r>
+      <w:r>
+        <w:br/>
+      </w:r>
+      <w:r>
+        <w:rPr>
+          <w:rStyle w:val="CommentTok"/>
+        </w:rPr>
         <w:t xml:space="preserve"># Write your code here:</w:t>
       </w:r>
     </w:p>
@@ -9379,6 +9738,15 @@
       <w:pPr>
         <w:pStyle w:val="SourceCode"/>
       </w:pPr>
+      <w:r>
+        <w:rPr>
+          <w:rStyle w:val="CommentTok"/>
+        </w:rPr>
+        <w:t xml:space="preserve"># ── Part 4.3 · Take-Home Extension ──────────────────────────────────────</w:t>
+      </w:r>
+      <w:r>
+        <w:br/>
+      </w:r>
       <w:r>
         <w:rPr>
           <w:rStyle w:val="CommentTok"/>

--- a/docs/content/ancova/ancova_activity.docx
+++ b/docs/content/ancova/ancova_activity.docx
@@ -11828,7 +11828,7 @@
         <w:bottom w:color="FF0000" w:space="1" w:sz="8" w:val="single"/>
         <w:right w:color="FF0000" w:space="4" w:sz="8" w:val="single"/>
       </w:pBdr>
-      <w:shd w:color="auto" w:fill="auto" w:val="pct15"/>
+      <w:shd w:color="auto" w:fill="FBFBFB" w:val="clear"/>
       <w:spacing w:after="120" w:before="120"/>
       <w:ind w:left="432" w:right="432"/>
     </w:pPr>
@@ -11844,12 +11844,12 @@
     <w:rsid w:val="00771E03"/>
     <w:pPr>
       <w:pBdr>
-        <w:top w:color="auto" w:space="1" w:sz="8" w:val="single"/>
-        <w:left w:color="auto" w:space="4" w:sz="8" w:val="single"/>
-        <w:bottom w:color="auto" w:space="1" w:sz="8" w:val="single"/>
-        <w:right w:color="auto" w:space="4" w:sz="8" w:val="single"/>
+        <w:top w:color="BFBFBF" w:space="1" w:sz="6" w:val="single"/>
+        <w:left w:color="BFBFBF" w:space="4" w:sz="6" w:val="single"/>
+        <w:bottom w:color="BFBFBF" w:space="1" w:sz="6" w:val="single"/>
+        <w:right w:color="BFBFBF" w:space="4" w:sz="6" w:val="single"/>
       </w:pBdr>
-      <w:shd w:color="auto" w:fill="auto" w:val="pct15"/>
+      <w:shd w:color="auto" w:fill="FBFBFB" w:val="clear"/>
       <w:spacing w:after="240" w:before="240"/>
       <w:ind w:left="432" w:right="432"/>
     </w:pPr>
@@ -11864,7 +11864,13 @@
     <w:qFormat/>
     <w:rsid w:val="00771E03"/>
     <w:pPr>
-      <w:shd w:color="auto" w:fill="auto" w:val="pct15"/>
+      <w:pBdr>
+        <w:top w:color="BFBFBF" w:space="1" w:sz="6" w:val="single"/>
+        <w:left w:color="BFBFBF" w:space="4" w:sz="6" w:val="single"/>
+        <w:bottom w:color="BFBFBF" w:space="1" w:sz="6" w:val="single"/>
+        <w:right w:color="BFBFBF" w:space="4" w:sz="6" w:val="single"/>
+      </w:pBdr>
+      <w:shd w:color="auto" w:fill="FBFBFB" w:val="clear"/>
       <w:spacing w:after="240" w:before="240"/>
       <w:ind w:left="432" w:right="432"/>
     </w:pPr>

--- a/docs/content/ancova/ancova_activity.docx
+++ b/docs/content/ancova/ancova_activity.docx
@@ -2907,9 +2907,11 @@
       <w:r>
         <w:t xml:space="preserve">output, is there a significant species effect on chirping rate after adjusting for temperature?</w:t>
       </w:r>
-      <w:r>
-        <w:t xml:space="preserve"> </w:t>
-      </w:r>
+    </w:p>
+    <w:p>
+      <w:pPr>
+        <w:pStyle w:val="BodyText"/>
+      </w:pPr>
       <w:r>
         <w:rPr>
           <w:rStyle w:val="VerbatimChar"/>
@@ -4246,7 +4248,7 @@
               <w:rPr>
                 <w:rStyle w:val="CommentTok"/>
               </w:rPr>
-              <w:t xml:space="preserve"># Write your code here:</w:t>
+              <w:t xml:space="preserve"># Write your code in the R script:</w:t>
             </w:r>
           </w:p>
           <w:p/>
@@ -5854,9 +5856,11 @@
       <w:r>
         <w:t xml:space="preserve">According to the compact letter display, which treatment(s) had the highest adjusted mean longevity? Does that match what you’d predict biologically?</w:t>
       </w:r>
-      <w:r>
-        <w:t xml:space="preserve"> </w:t>
-      </w:r>
+    </w:p>
+    <w:p>
+      <w:pPr>
+        <w:pStyle w:val="BodyText"/>
+      </w:pPr>
       <w:r>
         <w:rPr>
           <w:rStyle w:val="VerbatimChar"/>
@@ -8025,9 +8029,11 @@
       <w:r>
         <w:t xml:space="preserve">(if any) do the treatment groups differ significantly?</w:t>
       </w:r>
-      <w:r>
-        <w:t xml:space="preserve"> </w:t>
-      </w:r>
+    </w:p>
+    <w:p>
+      <w:pPr>
+        <w:pStyle w:val="BodyText"/>
+      </w:pPr>
       <w:r>
         <w:rPr>
           <w:rStyle w:val="VerbatimChar"/>
@@ -8189,7 +8195,7 @@
               <w:rPr>
                 <w:rStyle w:val="CommentTok"/>
               </w:rPr>
-              <w:t xml:space="preserve"># Write your code here:</w:t>
+              <w:t xml:space="preserve"># Write your code in the R script:</w:t>
             </w:r>
           </w:p>
           <w:p/>
@@ -9657,7 +9663,7 @@
         <w:rPr>
           <w:rStyle w:val="CommentTok"/>
         </w:rPr>
-        <w:t xml:space="preserve"># Write your code here:</w:t>
+        <w:t xml:space="preserve"># Write your code in the R script:</w:t>
       </w:r>
     </w:p>
     <w:p>
@@ -9751,7 +9757,7 @@
         <w:rPr>
           <w:rStyle w:val="CommentTok"/>
         </w:rPr>
-        <w:t xml:space="preserve"># Write your code here:</w:t>
+        <w:t xml:space="preserve"># Write your code in the R script:</w:t>
       </w:r>
     </w:p>
     <w:tbl>

--- a/docs/content/ancova/ancova_activity.docx
+++ b/docs/content/ancova/ancova_activity.docx
@@ -26,255 +26,13 @@
         <w:t xml:space="preserve">Bill Perry</w:t>
       </w:r>
     </w:p>
-    <w:bookmarkStart w:id="13" w:name="worksheet-ancova-analysis-of-covariance"/>
+    <w:bookmarkStart w:id="12" w:name="worksheet-ancova-analysis-of-covariance"/>
     <w:p>
       <w:pPr>
         <w:pStyle w:val="Heading1"/>
       </w:pPr>
       <w:r>
         <w:t xml:space="preserve">Worksheet: ANCOVA — Analysis of Covariance</w:t>
-      </w:r>
-    </w:p>
-    <w:p>
-      <w:pPr>
-        <w:pStyle w:val="Heading2"/>
-      </w:pPr>
-      <w:bookmarkStart w:id="9" w:name="how-to-use-this-worksheet"/>
-      <w:r>
-        <w:t xml:space="preserve">How to use this worksheet</w:t>
-      </w:r>
-      <w:bookmarkEnd w:id="9"/>
-    </w:p>
-    <w:p>
-      <w:pPr>
-        <w:pStyle w:val="BlockText"/>
-      </w:pPr>
-      <w:r>
-        <w:t xml:space="preserve">Work through each part in order, at your own pace. Type every line of code yourself into a</w:t>
-      </w:r>
-      <w:r>
-        <w:t xml:space="preserve"> </w:t>
-      </w:r>
-      <w:r>
-        <w:rPr>
-          <w:b/>
-          <w:bCs/>
-        </w:rPr>
-        <w:t xml:space="preserve">plain R script</w:t>
-      </w:r>
-      <w:r>
-        <w:t xml:space="preserve"> </w:t>
-      </w:r>
-      <w:r>
-        <w:t xml:space="preserve">— do not copy-paste. Blocks marked</w:t>
-      </w:r>
-      <w:r>
-        <w:t xml:space="preserve"> </w:t>
-      </w:r>
-      <w:r>
-        <w:rPr>
-          <w:b/>
-          <w:bCs/>
-        </w:rPr>
-        <w:t xml:space="preserve">▶ Run this</w:t>
-      </w:r>
-      <w:r>
-        <w:t xml:space="preserve"> </w:t>
-      </w:r>
-      <w:r>
-        <w:t xml:space="preserve">are code you should type and execute. Blocks marked</w:t>
-      </w:r>
-      <w:r>
-        <w:t xml:space="preserve"> </w:t>
-      </w:r>
-      <w:r>
-        <w:rPr>
-          <w:b/>
-          <w:bCs/>
-        </w:rPr>
-        <w:t xml:space="preserve">✏️ Your turn</w:t>
-      </w:r>
-      <w:r>
-        <w:t xml:space="preserve"> </w:t>
-      </w:r>
-      <w:r>
-        <w:t xml:space="preserve">ask you to write, modify, or answer something. Boxes marked</w:t>
-      </w:r>
-      <w:r>
-        <w:t xml:space="preserve"> </w:t>
-      </w:r>
-      <w:r>
-        <w:rPr>
-          <w:b/>
-          <w:bCs/>
-        </w:rPr>
-        <w:t xml:space="preserve">🚀 If you finish early</w:t>
-      </w:r>
-      <w:r>
-        <w:t xml:space="preserve"> </w:t>
-      </w:r>
-      <w:r>
-        <w:t xml:space="preserve">are optional bonus material that goes a bit further than what we covered in lecture.</w:t>
-      </w:r>
-    </w:p>
-    <w:p>
-      <w:pPr>
-        <w:pStyle w:val="BlockText"/>
-      </w:pPr>
-      <w:r>
-        <w:rPr>
-          <w:b/>
-          <w:bCs/>
-        </w:rPr>
-        <w:t xml:space="preserve">Every grey</w:t>
-      </w:r>
-      <w:r>
-        <w:rPr>
-          <w:b/>
-          <w:bCs/>
-        </w:rPr>
-        <w:t xml:space="preserve"> </w:t>
-      </w:r>
-      <w:r>
-        <w:rPr>
-          <w:rStyle w:val="VerbatimChar"/>
-          <w:b/>
-          <w:bCs/>
-        </w:rPr>
-        <w:t xml:space="preserve">r</w:t>
-      </w:r>
-      <w:r>
-        <w:rPr>
-          <w:b/>
-          <w:bCs/>
-        </w:rPr>
-        <w:t xml:space="preserve"> </w:t>
-      </w:r>
-      <w:r>
-        <w:rPr>
-          <w:b/>
-          <w:bCs/>
-        </w:rPr>
-        <w:t xml:space="preserve">box below is code you type into an R script — not into the Console.</w:t>
-      </w:r>
-      <w:r>
-        <w:t xml:space="preserve"> </w:t>
-      </w:r>
-      <w:r>
-        <w:t xml:space="preserve">Before you start:</w:t>
-      </w:r>
-      <w:r>
-        <w:t xml:space="preserve"> </w:t>
-      </w:r>
-      <w:r>
-        <w:rPr>
-          <w:b/>
-          <w:bCs/>
-        </w:rPr>
-        <w:t xml:space="preserve">File → New File → R Script</w:t>
-      </w:r>
-      <w:r>
-        <w:t xml:space="preserve">, and save it as</w:t>
-      </w:r>
-      <w:r>
-        <w:t xml:space="preserve"> </w:t>
-      </w:r>
-      <w:r>
-        <w:rPr>
-          <w:rStyle w:val="VerbatimChar"/>
-        </w:rPr>
-        <w:t xml:space="preserve">08_ancova.R</w:t>
-      </w:r>
-      <w:r>
-        <w:t xml:space="preserve"> </w:t>
-      </w:r>
-      <w:r>
-        <w:t xml:space="preserve">in your project’s</w:t>
-      </w:r>
-      <w:r>
-        <w:t xml:space="preserve"> </w:t>
-      </w:r>
-      <w:r>
-        <w:rPr>
-          <w:rStyle w:val="VerbatimChar"/>
-        </w:rPr>
-        <w:t xml:space="preserve">scripts/</w:t>
-      </w:r>
-      <w:r>
-        <w:t xml:space="preserve"> </w:t>
-      </w:r>
-      <w:r>
-        <w:t xml:space="preserve">folder. Then work down the worksheet, adding each block to the bottom of that one script, in order.</w:t>
-      </w:r>
-    </w:p>
-    <w:p>
-      <w:pPr>
-        <w:pStyle w:val="BlockText"/>
-      </w:pPr>
-      <w:r>
-        <w:rPr>
-          <w:b/>
-          <w:bCs/>
-        </w:rPr>
-        <w:t xml:space="preserve">Type the</w:t>
-      </w:r>
-      <w:r>
-        <w:rPr>
-          <w:b/>
-          <w:bCs/>
-        </w:rPr>
-        <w:t xml:space="preserve"> </w:t>
-      </w:r>
-      <w:r>
-        <w:rPr>
-          <w:rStyle w:val="VerbatimChar"/>
-          <w:b/>
-          <w:bCs/>
-        </w:rPr>
-        <w:t xml:space="preserve"># ── Part …</w:t>
-      </w:r>
-      <w:r>
-        <w:rPr>
-          <w:b/>
-          <w:bCs/>
-        </w:rPr>
-        <w:t xml:space="preserve"> </w:t>
-      </w:r>
-      <w:r>
-        <w:rPr>
-          <w:b/>
-          <w:bCs/>
-        </w:rPr>
-        <w:t xml:space="preserve">header comment at the top of each block, too.</w:t>
-      </w:r>
-      <w:r>
-        <w:t xml:space="preserve"> </w:t>
-      </w:r>
-      <w:r>
-        <w:t xml:space="preserve">Those comment lines are not decoration — they are how your script stays navigable, how you find your way back to a block that broke, and how I find your work when I read your script. A block with no header comment is a block I cannot place. In RStudio they also show up in the document outline (the</w:t>
-      </w:r>
-      <w:r>
-        <w:t xml:space="preserve"> </w:t>
-      </w:r>
-      <w:r>
-        <w:rPr>
-          <w:rStyle w:val="VerbatimChar"/>
-        </w:rPr>
-        <w:t xml:space="preserve">≡</w:t>
-      </w:r>
-      <w:r>
-        <w:t xml:space="preserve"> </w:t>
-      </w:r>
-      <w:r>
-        <w:t xml:space="preserve">button at the bottom-left of the editor) so you can jump straight to any part.</w:t>
-      </w:r>
-    </w:p>
-    <w:p>
-      <w:pPr>
-        <w:pStyle w:val="BlockText"/>
-      </w:pPr>
-      <w:r>
-        <w:t xml:space="preserve">This worksheet uses simulated cricket chirping data, the real Partridge fruitfly-longevity dataset, and simulated sea urchin data (for a heterogeneous-slopes example).</w:t>
       </w:r>
     </w:p>
     <w:p>
@@ -748,18 +506,18 @@
                 <wp:inline>
                   <wp:extent cx="152400" cy="152400"/>
                   <wp:effectExtent b="0" l="0" r="0" t="0"/>
-                  <wp:docPr descr="" title="" id="11" name="Picture"/>
+                  <wp:docPr descr="" title="" id="10" name="Picture"/>
                   <a:graphic>
                     <a:graphicData uri="http://schemas.openxmlformats.org/drawingml/2006/picture">
                       <pic:pic>
                         <pic:nvPicPr>
-                          <pic:cNvPr descr="/Applications/Positron.app/Contents/Resources/app/quarto/share/formats/docx/important.png" id="12" name="Picture"/>
+                          <pic:cNvPr descr="/Applications/Positron.app/Contents/Resources/app/quarto/share/formats/docx/important.png" id="11" name="Picture"/>
                           <pic:cNvPicPr>
                             <a:picLocks noChangeArrowheads="1" noChangeAspect="1"/>
                           </pic:cNvPicPr>
                         </pic:nvPicPr>
                         <pic:blipFill>
-                          <a:blip r:embed="rId10"/>
+                          <a:blip r:embed="rId9"/>
                           <a:stretch>
                             <a:fillRect/>
                           </a:stretch>
@@ -856,8 +614,8 @@
         </w:pict>
       </w:r>
     </w:p>
-    <w:bookmarkEnd w:id="13"/>
-    <w:bookmarkStart w:id="25" w:name="part-1-cricket-chirping-analysis"/>
+    <w:bookmarkEnd w:id="12"/>
+    <w:bookmarkStart w:id="24" w:name="part-1-cricket-chirping-analysis"/>
     <w:p>
       <w:pPr>
         <w:pStyle w:val="Heading1"/>
@@ -1766,7 +1524,7 @@
         <w:t xml:space="preserve">)</w:t>
       </w:r>
     </w:p>
-    <w:bookmarkStart w:id="16" w:name="step-1-test-homogeneity-of-slopes"/>
+    <w:bookmarkStart w:id="15" w:name="step-1-test-homogeneity-of-slopes"/>
     <w:p>
       <w:pPr>
         <w:pStyle w:val="Heading2"/>
@@ -2250,18 +2008,18 @@
                 <wp:inline>
                   <wp:extent cx="152400" cy="152400"/>
                   <wp:effectExtent b="0" l="0" r="0" t="0"/>
-                  <wp:docPr descr="" title="" id="14" name="Picture"/>
+                  <wp:docPr descr="" title="" id="13" name="Picture"/>
                   <a:graphic>
                     <a:graphicData uri="http://schemas.openxmlformats.org/drawingml/2006/picture">
                       <pic:pic>
                         <pic:nvPicPr>
-                          <pic:cNvPr descr="/Applications/Positron.app/Contents/Resources/app/quarto/share/formats/docx/important.png" id="15" name="Picture"/>
+                          <pic:cNvPr descr="/Applications/Positron.app/Contents/Resources/app/quarto/share/formats/docx/important.png" id="14" name="Picture"/>
                           <pic:cNvPicPr>
                             <a:picLocks noChangeArrowheads="1" noChangeAspect="1"/>
                           </pic:cNvPicPr>
                         </pic:nvPicPr>
                         <pic:blipFill>
-                          <a:blip r:embed="rId10"/>
+                          <a:blip r:embed="rId9"/>
                           <a:stretch>
                             <a:fillRect/>
                           </a:stretch>
@@ -2395,8 +2153,8 @@
         </w:tc>
       </w:tr>
     </w:tbl>
-    <w:bookmarkEnd w:id="16"/>
-    <w:bookmarkStart w:id="17" w:name="step-2-fit-the-ancova-model"/>
+    <w:bookmarkEnd w:id="15"/>
+    <w:bookmarkStart w:id="16" w:name="step-2-fit-the-ancova-model"/>
     <w:p>
       <w:pPr>
         <w:pStyle w:val="Heading2"/>
@@ -2919,8 +2677,8 @@
         <w:t xml:space="preserve">________________________</w:t>
       </w:r>
     </w:p>
-    <w:bookmarkEnd w:id="17"/>
-    <w:bookmarkStart w:id="18" w:name="step-3-check-model-assumptions"/>
+    <w:bookmarkEnd w:id="16"/>
+    <w:bookmarkStart w:id="17" w:name="step-3-check-model-assumptions"/>
     <w:p>
       <w:pPr>
         <w:pStyle w:val="Heading2"/>
@@ -3228,22 +2986,133 @@
         <w:t xml:space="preserve">(ancova_model)</w:t>
       </w:r>
     </w:p>
+    <w:bookmarkEnd w:id="17"/>
+    <w:bookmarkStart w:id="18" w:name="step-4-calculate-adjusted-means"/>
+    <w:p>
+      <w:pPr>
+        <w:pStyle w:val="Heading2"/>
+      </w:pPr>
+      <w:r>
+        <w:t xml:space="preserve">Step 4: Calculate adjusted means</w:t>
+      </w:r>
+    </w:p>
+    <w:p>
+      <w:pPr>
+        <w:pStyle w:val="FirstParagraph"/>
+      </w:pPr>
+      <w:r>
+        <w:t xml:space="preserve">ANCOVA compares adjusted means — what each group’s mean would be at the overall mean of the covariate.</w:t>
+      </w:r>
+    </w:p>
+    <w:p>
+      <w:pPr>
+        <w:pStyle w:val="SourceCode"/>
+      </w:pPr>
+      <w:r>
+        <w:rPr>
+          <w:rStyle w:val="CommentTok"/>
+        </w:rPr>
+        <w:t xml:space="preserve"># ── Part 1.6 · Cricket Chirping Analysis ────────────────────────────────</w:t>
+      </w:r>
+      <w:r>
+        <w:br/>
+      </w:r>
+      <w:r>
+        <w:rPr>
+          <w:rStyle w:val="NormalTok"/>
+        </w:rPr>
+        <w:t xml:space="preserve">c_emmeans </w:t>
+      </w:r>
+      <w:r>
+        <w:rPr>
+          <w:rStyle w:val="OtherTok"/>
+        </w:rPr>
+        <w:t xml:space="preserve">&lt;-</w:t>
+      </w:r>
+      <w:r>
+        <w:rPr>
+          <w:rStyle w:val="NormalTok"/>
+        </w:rPr>
+        <w:t xml:space="preserve"> </w:t>
+      </w:r>
+      <w:r>
+        <w:rPr>
+          <w:rStyle w:val="FunctionTok"/>
+        </w:rPr>
+        <w:t xml:space="preserve">emmeans</w:t>
+      </w:r>
+      <w:r>
+        <w:rPr>
+          <w:rStyle w:val="NormalTok"/>
+        </w:rPr>
+        <w:t xml:space="preserve">(ancova_model, </w:t>
+      </w:r>
+      <w:r>
+        <w:rPr>
+          <w:rStyle w:val="StringTok"/>
+        </w:rPr>
+        <w:t xml:space="preserve">"spp"</w:t>
+      </w:r>
+      <w:r>
+        <w:rPr>
+          <w:rStyle w:val="NormalTok"/>
+        </w:rPr>
+        <w:t xml:space="preserve">)</w:t>
+      </w:r>
+      <w:r>
+        <w:br/>
+      </w:r>
+      <w:r>
+        <w:br/>
+      </w:r>
+      <w:r>
+        <w:rPr>
+          <w:rStyle w:val="NormalTok"/>
+        </w:rPr>
+        <w:t xml:space="preserve">cricket_adj_means_df </w:t>
+      </w:r>
+      <w:r>
+        <w:rPr>
+          <w:rStyle w:val="OtherTok"/>
+        </w:rPr>
+        <w:t xml:space="preserve">&lt;-</w:t>
+      </w:r>
+      <w:r>
+        <w:rPr>
+          <w:rStyle w:val="NormalTok"/>
+        </w:rPr>
+        <w:t xml:space="preserve"> </w:t>
+      </w:r>
+      <w:r>
+        <w:rPr>
+          <w:rStyle w:val="FunctionTok"/>
+        </w:rPr>
+        <w:t xml:space="preserve">as.data.frame</w:t>
+      </w:r>
+      <w:r>
+        <w:rPr>
+          <w:rStyle w:val="NormalTok"/>
+        </w:rPr>
+        <w:t xml:space="preserve">(c_emmeans)</w:t>
+      </w:r>
+      <w:r>
+        <w:br/>
+      </w:r>
+      <w:r>
+        <w:rPr>
+          <w:rStyle w:val="NormalTok"/>
+        </w:rPr>
+        <w:t xml:space="preserve">cricket_adj_means_df</w:t>
+      </w:r>
+    </w:p>
     <w:bookmarkEnd w:id="18"/>
-    <w:bookmarkStart w:id="19" w:name="step-4-calculate-adjusted-means"/>
+    <w:bookmarkStart w:id="19" w:name="step-5-pairwise-comparisons"/>
     <w:p>
       <w:pPr>
         <w:pStyle w:val="Heading2"/>
       </w:pPr>
       <w:r>
-        <w:t xml:space="preserve">Step 4: Calculate adjusted means</w:t>
-      </w:r>
-    </w:p>
-    <w:p>
-      <w:pPr>
-        <w:pStyle w:val="FirstParagraph"/>
-      </w:pPr>
-      <w:r>
-        <w:t xml:space="preserve">ANCOVA compares adjusted means — what each group’s mean would be at the overall mean of the covariate.</w:t>
+        <w:t xml:space="preserve">Step 5: Pairwise comparisons</w:t>
       </w:r>
     </w:p>
     <w:p>
@@ -3254,46 +3123,40 @@
         <w:rPr>
           <w:rStyle w:val="CommentTok"/>
         </w:rPr>
-        <w:t xml:space="preserve"># ── Part 1.6 · Cricket Chirping Analysis ────────────────────────────────</w:t>
-      </w:r>
-      <w:r>
-        <w:br/>
-      </w:r>
-      <w:r>
-        <w:rPr>
-          <w:rStyle w:val="NormalTok"/>
-        </w:rPr>
-        <w:t xml:space="preserve">c_emmeans </w:t>
-      </w:r>
-      <w:r>
-        <w:rPr>
-          <w:rStyle w:val="OtherTok"/>
-        </w:rPr>
-        <w:t xml:space="preserve">&lt;-</w:t>
-      </w:r>
-      <w:r>
-        <w:rPr>
-          <w:rStyle w:val="NormalTok"/>
-        </w:rPr>
-        <w:t xml:space="preserve"> </w:t>
+        <w:t xml:space="preserve"># ── Part 1.7 · Cricket Chirping Analysis ────────────────────────────────</w:t>
+      </w:r>
+      <w:r>
+        <w:br/>
       </w:r>
       <w:r>
         <w:rPr>
           <w:rStyle w:val="FunctionTok"/>
         </w:rPr>
-        <w:t xml:space="preserve">emmeans</w:t>
-      </w:r>
-      <w:r>
-        <w:rPr>
-          <w:rStyle w:val="NormalTok"/>
-        </w:rPr>
-        <w:t xml:space="preserve">(ancova_model, </w:t>
+        <w:t xml:space="preserve">pairs</w:t>
+      </w:r>
+      <w:r>
+        <w:rPr>
+          <w:rStyle w:val="NormalTok"/>
+        </w:rPr>
+        <w:t xml:space="preserve">(c_emmeans, </w:t>
+      </w:r>
+      <w:r>
+        <w:rPr>
+          <w:rStyle w:val="AttributeTok"/>
+        </w:rPr>
+        <w:t xml:space="preserve">adjust =</w:t>
+      </w:r>
+      <w:r>
+        <w:rPr>
+          <w:rStyle w:val="NormalTok"/>
+        </w:rPr>
+        <w:t xml:space="preserve"> </w:t>
       </w:r>
       <w:r>
         <w:rPr>
           <w:rStyle w:val="StringTok"/>
         </w:rPr>
-        <w:t xml:space="preserve">"spp"</w:t>
+        <w:t xml:space="preserve">"sidak"</w:t>
       </w:r>
       <w:r>
         <w:rPr>
@@ -3301,114 +3164,9 @@
         </w:rPr>
         <w:t xml:space="preserve">)</w:t>
       </w:r>
-      <w:r>
-        <w:br/>
-      </w:r>
-      <w:r>
-        <w:br/>
-      </w:r>
-      <w:r>
-        <w:rPr>
-          <w:rStyle w:val="NormalTok"/>
-        </w:rPr>
-        <w:t xml:space="preserve">cricket_adj_means_df </w:t>
-      </w:r>
-      <w:r>
-        <w:rPr>
-          <w:rStyle w:val="OtherTok"/>
-        </w:rPr>
-        <w:t xml:space="preserve">&lt;-</w:t>
-      </w:r>
-      <w:r>
-        <w:rPr>
-          <w:rStyle w:val="NormalTok"/>
-        </w:rPr>
-        <w:t xml:space="preserve"> </w:t>
-      </w:r>
-      <w:r>
-        <w:rPr>
-          <w:rStyle w:val="FunctionTok"/>
-        </w:rPr>
-        <w:t xml:space="preserve">as.data.frame</w:t>
-      </w:r>
-      <w:r>
-        <w:rPr>
-          <w:rStyle w:val="NormalTok"/>
-        </w:rPr>
-        <w:t xml:space="preserve">(c_emmeans)</w:t>
-      </w:r>
-      <w:r>
-        <w:br/>
-      </w:r>
-      <w:r>
-        <w:rPr>
-          <w:rStyle w:val="NormalTok"/>
-        </w:rPr>
-        <w:t xml:space="preserve">cricket_adj_means_df</w:t>
-      </w:r>
     </w:p>
     <w:bookmarkEnd w:id="19"/>
-    <w:bookmarkStart w:id="20" w:name="step-5-pairwise-comparisons"/>
-    <w:p>
-      <w:pPr>
-        <w:pStyle w:val="Heading2"/>
-      </w:pPr>
-      <w:r>
-        <w:t xml:space="preserve">Step 5: Pairwise comparisons</w:t>
-      </w:r>
-    </w:p>
-    <w:p>
-      <w:pPr>
-        <w:pStyle w:val="SourceCode"/>
-      </w:pPr>
-      <w:r>
-        <w:rPr>
-          <w:rStyle w:val="CommentTok"/>
-        </w:rPr>
-        <w:t xml:space="preserve"># ── Part 1.7 · Cricket Chirping Analysis ────────────────────────────────</w:t>
-      </w:r>
-      <w:r>
-        <w:br/>
-      </w:r>
-      <w:r>
-        <w:rPr>
-          <w:rStyle w:val="FunctionTok"/>
-        </w:rPr>
-        <w:t xml:space="preserve">pairs</w:t>
-      </w:r>
-      <w:r>
-        <w:rPr>
-          <w:rStyle w:val="NormalTok"/>
-        </w:rPr>
-        <w:t xml:space="preserve">(c_emmeans, </w:t>
-      </w:r>
-      <w:r>
-        <w:rPr>
-          <w:rStyle w:val="AttributeTok"/>
-        </w:rPr>
-        <w:t xml:space="preserve">adjust =</w:t>
-      </w:r>
-      <w:r>
-        <w:rPr>
-          <w:rStyle w:val="NormalTok"/>
-        </w:rPr>
-        <w:t xml:space="preserve"> </w:t>
-      </w:r>
-      <w:r>
-        <w:rPr>
-          <w:rStyle w:val="StringTok"/>
-        </w:rPr>
-        <w:t xml:space="preserve">"sidak"</w:t>
-      </w:r>
-      <w:r>
-        <w:rPr>
-          <w:rStyle w:val="NormalTok"/>
-        </w:rPr>
-        <w:t xml:space="preserve">)</w:t>
-      </w:r>
-    </w:p>
-    <w:bookmarkEnd w:id="20"/>
-    <w:bookmarkStart w:id="24" w:name="step-6-visualize-results"/>
+    <w:bookmarkStart w:id="23" w:name="step-6-visualize-results"/>
     <w:p>
       <w:pPr>
         <w:pStyle w:val="Heading2"/>
@@ -4078,18 +3836,18 @@
                 <wp:inline>
                   <wp:extent cx="152400" cy="152400"/>
                   <wp:effectExtent b="0" l="0" r="0" t="0"/>
-                  <wp:docPr descr="" title="" id="22" name="Picture"/>
+                  <wp:docPr descr="" title="" id="21" name="Picture"/>
                   <a:graphic>
                     <a:graphicData uri="http://schemas.openxmlformats.org/drawingml/2006/picture">
                       <pic:pic>
                         <pic:nvPicPr>
-                          <pic:cNvPr descr="/Applications/Positron.app/Contents/Resources/app/quarto/share/formats/docx/tip.png" id="23" name="Picture"/>
+                          <pic:cNvPr descr="/Applications/Positron.app/Contents/Resources/app/quarto/share/formats/docx/tip.png" id="22" name="Picture"/>
                           <pic:cNvPicPr>
                             <a:picLocks noChangeArrowheads="1" noChangeAspect="1"/>
                           </pic:cNvPicPr>
                         </pic:nvPicPr>
                         <pic:blipFill>
-                          <a:blip r:embed="rId21"/>
+                          <a:blip r:embed="rId20"/>
                           <a:stretch>
                             <a:fillRect/>
                           </a:stretch>
@@ -4262,9 +4020,9 @@
         </w:pict>
       </w:r>
     </w:p>
+    <w:bookmarkEnd w:id="23"/>
     <w:bookmarkEnd w:id="24"/>
-    <w:bookmarkEnd w:id="25"/>
-    <w:bookmarkStart w:id="31" w:name="part-2-partridge-longevity-analysis"/>
+    <w:bookmarkStart w:id="30" w:name="part-2-partridge-longevity-analysis"/>
     <w:p>
       <w:pPr>
         <w:pStyle w:val="Heading1"/>
@@ -5066,7 +4824,7 @@
         <w:t xml:space="preserve">)</w:t>
       </w:r>
     </w:p>
-    <w:bookmarkStart w:id="26" w:name="step-1-test-homogeneity-of-slopes-1"/>
+    <w:bookmarkStart w:id="25" w:name="step-1-test-homogeneity-of-slopes-1"/>
     <w:p>
       <w:pPr>
         <w:pStyle w:val="Heading2"/>
@@ -5194,14 +4952,161 @@
         <w:t xml:space="preserve">)</w:t>
       </w:r>
     </w:p>
+    <w:bookmarkEnd w:id="25"/>
+    <w:bookmarkStart w:id="26" w:name="step-2-fit-the-ancova-model-1"/>
+    <w:p>
+      <w:pPr>
+        <w:pStyle w:val="Heading2"/>
+      </w:pPr>
+      <w:r>
+        <w:t xml:space="preserve">Step 2: Fit the ANCOVA model</w:t>
+      </w:r>
+    </w:p>
+    <w:p>
+      <w:pPr>
+        <w:pStyle w:val="SourceCode"/>
+      </w:pPr>
+      <w:r>
+        <w:rPr>
+          <w:rStyle w:val="CommentTok"/>
+        </w:rPr>
+        <w:t xml:space="preserve"># ── Part 2.3 · Partridge Longevity Analysis ─────────────────────────────</w:t>
+      </w:r>
+      <w:r>
+        <w:br/>
+      </w:r>
+      <w:r>
+        <w:rPr>
+          <w:rStyle w:val="NormalTok"/>
+        </w:rPr>
+        <w:t xml:space="preserve">p_ancova_model </w:t>
+      </w:r>
+      <w:r>
+        <w:rPr>
+          <w:rStyle w:val="OtherTok"/>
+        </w:rPr>
+        <w:t xml:space="preserve">&lt;-</w:t>
+      </w:r>
+      <w:r>
+        <w:rPr>
+          <w:rStyle w:val="NormalTok"/>
+        </w:rPr>
+        <w:t xml:space="preserve"> </w:t>
+      </w:r>
+      <w:r>
+        <w:rPr>
+          <w:rStyle w:val="FunctionTok"/>
+        </w:rPr>
+        <w:t xml:space="preserve">lm</w:t>
+      </w:r>
+      <w:r>
+        <w:rPr>
+          <w:rStyle w:val="NormalTok"/>
+        </w:rPr>
+        <w:t xml:space="preserve">(longev </w:t>
+      </w:r>
+      <w:r>
+        <w:rPr>
+          <w:rStyle w:val="SpecialCharTok"/>
+        </w:rPr>
+        <w:t xml:space="preserve">~</w:t>
+      </w:r>
+      <w:r>
+        <w:rPr>
+          <w:rStyle w:val="NormalTok"/>
+        </w:rPr>
+        <w:t xml:space="preserve"> thorax </w:t>
+      </w:r>
+      <w:r>
+        <w:rPr>
+          <w:rStyle w:val="SpecialCharTok"/>
+        </w:rPr>
+        <w:t xml:space="preserve">+</w:t>
+      </w:r>
+      <w:r>
+        <w:rPr>
+          <w:rStyle w:val="NormalTok"/>
+        </w:rPr>
+        <w:t xml:space="preserve"> treat, </w:t>
+      </w:r>
+      <w:r>
+        <w:rPr>
+          <w:rStyle w:val="AttributeTok"/>
+        </w:rPr>
+        <w:t xml:space="preserve">data =</w:t>
+      </w:r>
+      <w:r>
+        <w:rPr>
+          <w:rStyle w:val="NormalTok"/>
+        </w:rPr>
+        <w:t xml:space="preserve"> p_df)</w:t>
+      </w:r>
+      <w:r>
+        <w:br/>
+      </w:r>
+      <w:r>
+        <w:rPr>
+          <w:rStyle w:val="FunctionTok"/>
+        </w:rPr>
+        <w:t xml:space="preserve">summary</w:t>
+      </w:r>
+      <w:r>
+        <w:rPr>
+          <w:rStyle w:val="NormalTok"/>
+        </w:rPr>
+        <w:t xml:space="preserve">(p_ancova_model)</w:t>
+      </w:r>
+      <w:r>
+        <w:br/>
+      </w:r>
+      <w:r>
+        <w:br/>
+      </w:r>
+      <w:r>
+        <w:rPr>
+          <w:rStyle w:val="FunctionTok"/>
+        </w:rPr>
+        <w:t xml:space="preserve">Anova</w:t>
+      </w:r>
+      <w:r>
+        <w:rPr>
+          <w:rStyle w:val="NormalTok"/>
+        </w:rPr>
+        <w:t xml:space="preserve">(p_ancova_model, </w:t>
+      </w:r>
+      <w:r>
+        <w:rPr>
+          <w:rStyle w:val="AttributeTok"/>
+        </w:rPr>
+        <w:t xml:space="preserve">type =</w:t>
+      </w:r>
+      <w:r>
+        <w:rPr>
+          <w:rStyle w:val="NormalTok"/>
+        </w:rPr>
+        <w:t xml:space="preserve"> </w:t>
+      </w:r>
+      <w:r>
+        <w:rPr>
+          <w:rStyle w:val="StringTok"/>
+        </w:rPr>
+        <w:t xml:space="preserve">"II"</w:t>
+      </w:r>
+      <w:r>
+        <w:rPr>
+          <w:rStyle w:val="NormalTok"/>
+        </w:rPr>
+        <w:t xml:space="preserve">)</w:t>
+      </w:r>
+    </w:p>
     <w:bookmarkEnd w:id="26"/>
-    <w:bookmarkStart w:id="27" w:name="step-2-fit-the-ancova-model-1"/>
+    <w:bookmarkStart w:id="27" w:name="step-3-check-assumptions"/>
     <w:p>
       <w:pPr>
         <w:pStyle w:val="Heading2"/>
       </w:pPr>
       <w:r>
-        <w:t xml:space="preserve">Step 2: Fit the ANCOVA model</w:t>
+        <w:t xml:space="preserve">Step 3: Check assumptions</w:t>
       </w:r>
     </w:p>
     <w:p>
@@ -5212,16 +5117,301 @@
         <w:rPr>
           <w:rStyle w:val="CommentTok"/>
         </w:rPr>
-        <w:t xml:space="preserve"># ── Part 2.3 · Partridge Longevity Analysis ─────────────────────────────</w:t>
-      </w:r>
-      <w:r>
-        <w:br/>
-      </w:r>
-      <w:r>
-        <w:rPr>
-          <w:rStyle w:val="NormalTok"/>
-        </w:rPr>
-        <w:t xml:space="preserve">p_ancova_model </w:t>
+        <w:t xml:space="preserve"># ── Part 2.4 · Partridge Longevity Analysis ─────────────────────────────</w:t>
+      </w:r>
+      <w:r>
+        <w:br/>
+      </w:r>
+      <w:r>
+        <w:rPr>
+          <w:rStyle w:val="FunctionTok"/>
+        </w:rPr>
+        <w:t xml:space="preserve">par</w:t>
+      </w:r>
+      <w:r>
+        <w:rPr>
+          <w:rStyle w:val="NormalTok"/>
+        </w:rPr>
+        <w:t xml:space="preserve">(</w:t>
+      </w:r>
+      <w:r>
+        <w:rPr>
+          <w:rStyle w:val="AttributeTok"/>
+        </w:rPr>
+        <w:t xml:space="preserve">mfrow =</w:t>
+      </w:r>
+      <w:r>
+        <w:rPr>
+          <w:rStyle w:val="NormalTok"/>
+        </w:rPr>
+        <w:t xml:space="preserve"> </w:t>
+      </w:r>
+      <w:r>
+        <w:rPr>
+          <w:rStyle w:val="FunctionTok"/>
+        </w:rPr>
+        <w:t xml:space="preserve">c</w:t>
+      </w:r>
+      <w:r>
+        <w:rPr>
+          <w:rStyle w:val="NormalTok"/>
+        </w:rPr>
+        <w:t xml:space="preserve">(</w:t>
+      </w:r>
+      <w:r>
+        <w:rPr>
+          <w:rStyle w:val="DecValTok"/>
+        </w:rPr>
+        <w:t xml:space="preserve">2</w:t>
+      </w:r>
+      <w:r>
+        <w:rPr>
+          <w:rStyle w:val="NormalTok"/>
+        </w:rPr>
+        <w:t xml:space="preserve">, </w:t>
+      </w:r>
+      <w:r>
+        <w:rPr>
+          <w:rStyle w:val="DecValTok"/>
+        </w:rPr>
+        <w:t xml:space="preserve">2</w:t>
+      </w:r>
+      <w:r>
+        <w:rPr>
+          <w:rStyle w:val="NormalTok"/>
+        </w:rPr>
+        <w:t xml:space="preserve">))</w:t>
+      </w:r>
+      <w:r>
+        <w:br/>
+      </w:r>
+      <w:r>
+        <w:rPr>
+          <w:rStyle w:val="FunctionTok"/>
+        </w:rPr>
+        <w:t xml:space="preserve">plot</w:t>
+      </w:r>
+      <w:r>
+        <w:rPr>
+          <w:rStyle w:val="NormalTok"/>
+        </w:rPr>
+        <w:t xml:space="preserve">(p_ancova_model)</w:t>
+      </w:r>
+      <w:r>
+        <w:br/>
+      </w:r>
+      <w:r>
+        <w:rPr>
+          <w:rStyle w:val="FunctionTok"/>
+        </w:rPr>
+        <w:t xml:space="preserve">par</w:t>
+      </w:r>
+      <w:r>
+        <w:rPr>
+          <w:rStyle w:val="NormalTok"/>
+        </w:rPr>
+        <w:t xml:space="preserve">(</w:t>
+      </w:r>
+      <w:r>
+        <w:rPr>
+          <w:rStyle w:val="AttributeTok"/>
+        </w:rPr>
+        <w:t xml:space="preserve">mfrow =</w:t>
+      </w:r>
+      <w:r>
+        <w:rPr>
+          <w:rStyle w:val="NormalTok"/>
+        </w:rPr>
+        <w:t xml:space="preserve"> </w:t>
+      </w:r>
+      <w:r>
+        <w:rPr>
+          <w:rStyle w:val="FunctionTok"/>
+        </w:rPr>
+        <w:t xml:space="preserve">c</w:t>
+      </w:r>
+      <w:r>
+        <w:rPr>
+          <w:rStyle w:val="NormalTok"/>
+        </w:rPr>
+        <w:t xml:space="preserve">(</w:t>
+      </w:r>
+      <w:r>
+        <w:rPr>
+          <w:rStyle w:val="DecValTok"/>
+        </w:rPr>
+        <w:t xml:space="preserve">1</w:t>
+      </w:r>
+      <w:r>
+        <w:rPr>
+          <w:rStyle w:val="NormalTok"/>
+        </w:rPr>
+        <w:t xml:space="preserve">, </w:t>
+      </w:r>
+      <w:r>
+        <w:rPr>
+          <w:rStyle w:val="DecValTok"/>
+        </w:rPr>
+        <w:t xml:space="preserve">1</w:t>
+      </w:r>
+      <w:r>
+        <w:rPr>
+          <w:rStyle w:val="NormalTok"/>
+        </w:rPr>
+        <w:t xml:space="preserve">))</w:t>
+      </w:r>
+      <w:r>
+        <w:br/>
+      </w:r>
+      <w:r>
+        <w:br/>
+      </w:r>
+      <w:r>
+        <w:rPr>
+          <w:rStyle w:val="FunctionTok"/>
+        </w:rPr>
+        <w:t xml:space="preserve">shapiro.test</w:t>
+      </w:r>
+      <w:r>
+        <w:rPr>
+          <w:rStyle w:val="NormalTok"/>
+        </w:rPr>
+        <w:t xml:space="preserve">(p_ancova_model</w:t>
+      </w:r>
+      <w:r>
+        <w:rPr>
+          <w:rStyle w:val="SpecialCharTok"/>
+        </w:rPr>
+        <w:t xml:space="preserve">$</w:t>
+      </w:r>
+      <w:r>
+        <w:rPr>
+          <w:rStyle w:val="NormalTok"/>
+        </w:rPr>
+        <w:t xml:space="preserve">residuals)</w:t>
+      </w:r>
+      <w:r>
+        <w:br/>
+      </w:r>
+      <w:r>
+        <w:br/>
+      </w:r>
+      <w:r>
+        <w:rPr>
+          <w:rStyle w:val="FunctionTok"/>
+        </w:rPr>
+        <w:t xml:space="preserve">leveneTest</w:t>
+      </w:r>
+      <w:r>
+        <w:rPr>
+          <w:rStyle w:val="NormalTok"/>
+        </w:rPr>
+        <w:t xml:space="preserve">( </w:t>
+      </w:r>
+      <w:r>
+        <w:rPr>
+          <w:rStyle w:val="SpecialCharTok"/>
+        </w:rPr>
+        <w:t xml:space="preserve">~</w:t>
+      </w:r>
+      <w:r>
+        <w:rPr>
+          <w:rStyle w:val="NormalTok"/>
+        </w:rPr>
+        <w:t xml:space="preserve"> thorax </w:t>
+      </w:r>
+      <w:r>
+        <w:rPr>
+          <w:rStyle w:val="SpecialCharTok"/>
+        </w:rPr>
+        <w:t xml:space="preserve">*</w:t>
+      </w:r>
+      <w:r>
+        <w:rPr>
+          <w:rStyle w:val="NormalTok"/>
+        </w:rPr>
+        <w:t xml:space="preserve"> treat, </w:t>
+      </w:r>
+      <w:r>
+        <w:rPr>
+          <w:rStyle w:val="AttributeTok"/>
+        </w:rPr>
+        <w:t xml:space="preserve">data =</w:t>
+      </w:r>
+      <w:r>
+        <w:rPr>
+          <w:rStyle w:val="NormalTok"/>
+        </w:rPr>
+        <w:t xml:space="preserve"> p_df)</w:t>
+      </w:r>
+      <w:r>
+        <w:br/>
+      </w:r>
+      <w:r>
+        <w:br/>
+      </w:r>
+      <w:r>
+        <w:rPr>
+          <w:rStyle w:val="CommentTok"/>
+        </w:rPr>
+        <w:t xml:space="preserve"># Breusch-Pagan (BP) test for homoscedasticity</w:t>
+      </w:r>
+      <w:r>
+        <w:br/>
+      </w:r>
+      <w:r>
+        <w:rPr>
+          <w:rStyle w:val="NormalTok"/>
+        </w:rPr>
+        <w:t xml:space="preserve">lmtest</w:t>
+      </w:r>
+      <w:r>
+        <w:rPr>
+          <w:rStyle w:val="SpecialCharTok"/>
+        </w:rPr>
+        <w:t xml:space="preserve">::</w:t>
+      </w:r>
+      <w:r>
+        <w:rPr>
+          <w:rStyle w:val="FunctionTok"/>
+        </w:rPr>
+        <w:t xml:space="preserve">bptest</w:t>
+      </w:r>
+      <w:r>
+        <w:rPr>
+          <w:rStyle w:val="NormalTok"/>
+        </w:rPr>
+        <w:t xml:space="preserve">(p_ancova_model)</w:t>
+      </w:r>
+    </w:p>
+    <w:bookmarkEnd w:id="27"/>
+    <w:bookmarkStart w:id="28" w:name="step-4-calculate-adjusted-means-1"/>
+    <w:p>
+      <w:pPr>
+        <w:pStyle w:val="Heading2"/>
+      </w:pPr>
+      <w:r>
+        <w:t xml:space="preserve">Step 4: Calculate adjusted means</w:t>
+      </w:r>
+    </w:p>
+    <w:p>
+      <w:pPr>
+        <w:pStyle w:val="SourceCode"/>
+      </w:pPr>
+      <w:r>
+        <w:rPr>
+          <w:rStyle w:val="CommentTok"/>
+        </w:rPr>
+        <w:t xml:space="preserve"># ── Part 2.5 · Partridge Longevity Analysis ─────────────────────────────</w:t>
+      </w:r>
+      <w:r>
+        <w:br/>
+      </w:r>
+      <w:r>
+        <w:rPr>
+          <w:rStyle w:val="NormalTok"/>
+        </w:rPr>
+        <w:t xml:space="preserve">p_means </w:t>
       </w:r>
       <w:r>
         <w:rPr>
@@ -5239,76 +5429,7 @@
         <w:rPr>
           <w:rStyle w:val="FunctionTok"/>
         </w:rPr>
-        <w:t xml:space="preserve">lm</w:t>
-      </w:r>
-      <w:r>
-        <w:rPr>
-          <w:rStyle w:val="NormalTok"/>
-        </w:rPr>
-        <w:t xml:space="preserve">(longev </w:t>
-      </w:r>
-      <w:r>
-        <w:rPr>
-          <w:rStyle w:val="SpecialCharTok"/>
-        </w:rPr>
-        <w:t xml:space="preserve">~</w:t>
-      </w:r>
-      <w:r>
-        <w:rPr>
-          <w:rStyle w:val="NormalTok"/>
-        </w:rPr>
-        <w:t xml:space="preserve"> thorax </w:t>
-      </w:r>
-      <w:r>
-        <w:rPr>
-          <w:rStyle w:val="SpecialCharTok"/>
-        </w:rPr>
-        <w:t xml:space="preserve">+</w:t>
-      </w:r>
-      <w:r>
-        <w:rPr>
-          <w:rStyle w:val="NormalTok"/>
-        </w:rPr>
-        <w:t xml:space="preserve"> treat, </w:t>
-      </w:r>
-      <w:r>
-        <w:rPr>
-          <w:rStyle w:val="AttributeTok"/>
-        </w:rPr>
-        <w:t xml:space="preserve">data =</w:t>
-      </w:r>
-      <w:r>
-        <w:rPr>
-          <w:rStyle w:val="NormalTok"/>
-        </w:rPr>
-        <w:t xml:space="preserve"> p_df)</w:t>
-      </w:r>
-      <w:r>
-        <w:br/>
-      </w:r>
-      <w:r>
-        <w:rPr>
-          <w:rStyle w:val="FunctionTok"/>
-        </w:rPr>
-        <w:t xml:space="preserve">summary</w:t>
-      </w:r>
-      <w:r>
-        <w:rPr>
-          <w:rStyle w:val="NormalTok"/>
-        </w:rPr>
-        <w:t xml:space="preserve">(p_ancova_model)</w:t>
-      </w:r>
-      <w:r>
-        <w:br/>
-      </w:r>
-      <w:r>
-        <w:br/>
-      </w:r>
-      <w:r>
-        <w:rPr>
-          <w:rStyle w:val="FunctionTok"/>
-        </w:rPr>
-        <w:t xml:space="preserve">Anova</w:t>
+        <w:t xml:space="preserve">emmeans</w:t>
       </w:r>
       <w:r>
         <w:rPr>
@@ -5318,21 +5439,9 @@
       </w:r>
       <w:r>
         <w:rPr>
-          <w:rStyle w:val="AttributeTok"/>
-        </w:rPr>
-        <w:t xml:space="preserve">type =</w:t>
-      </w:r>
-      <w:r>
-        <w:rPr>
-          <w:rStyle w:val="NormalTok"/>
-        </w:rPr>
-        <w:t xml:space="preserve"> </w:t>
-      </w:r>
-      <w:r>
-        <w:rPr>
           <w:rStyle w:val="StringTok"/>
         </w:rPr>
-        <w:t xml:space="preserve">"II"</w:t>
+        <w:t xml:space="preserve">"treat"</w:t>
       </w:r>
       <w:r>
         <w:rPr>
@@ -5340,369 +5449,18 @@
         </w:rPr>
         <w:t xml:space="preserve">)</w:t>
       </w:r>
-    </w:p>
-    <w:bookmarkEnd w:id="27"/>
-    <w:bookmarkStart w:id="28" w:name="step-3-check-assumptions"/>
-    <w:p>
-      <w:pPr>
-        <w:pStyle w:val="Heading2"/>
-      </w:pPr>
-      <w:r>
-        <w:t xml:space="preserve">Step 3: Check assumptions</w:t>
-      </w:r>
-    </w:p>
-    <w:p>
-      <w:pPr>
-        <w:pStyle w:val="SourceCode"/>
-      </w:pPr>
-      <w:r>
-        <w:rPr>
-          <w:rStyle w:val="CommentTok"/>
-        </w:rPr>
-        <w:t xml:space="preserve"># ── Part 2.4 · Partridge Longevity Analysis ─────────────────────────────</w:t>
-      </w:r>
-      <w:r>
-        <w:br/>
-      </w:r>
-      <w:r>
-        <w:rPr>
-          <w:rStyle w:val="FunctionTok"/>
-        </w:rPr>
-        <w:t xml:space="preserve">par</w:t>
-      </w:r>
-      <w:r>
-        <w:rPr>
-          <w:rStyle w:val="NormalTok"/>
-        </w:rPr>
-        <w:t xml:space="preserve">(</w:t>
-      </w:r>
-      <w:r>
-        <w:rPr>
-          <w:rStyle w:val="AttributeTok"/>
-        </w:rPr>
-        <w:t xml:space="preserve">mfrow =</w:t>
-      </w:r>
-      <w:r>
-        <w:rPr>
-          <w:rStyle w:val="NormalTok"/>
-        </w:rPr>
-        <w:t xml:space="preserve"> </w:t>
-      </w:r>
-      <w:r>
-        <w:rPr>
-          <w:rStyle w:val="FunctionTok"/>
-        </w:rPr>
-        <w:t xml:space="preserve">c</w:t>
-      </w:r>
-      <w:r>
-        <w:rPr>
-          <w:rStyle w:val="NormalTok"/>
-        </w:rPr>
-        <w:t xml:space="preserve">(</w:t>
-      </w:r>
-      <w:r>
-        <w:rPr>
-          <w:rStyle w:val="DecValTok"/>
-        </w:rPr>
-        <w:t xml:space="preserve">2</w:t>
-      </w:r>
-      <w:r>
-        <w:rPr>
-          <w:rStyle w:val="NormalTok"/>
-        </w:rPr>
-        <w:t xml:space="preserve">, </w:t>
-      </w:r>
-      <w:r>
-        <w:rPr>
-          <w:rStyle w:val="DecValTok"/>
-        </w:rPr>
-        <w:t xml:space="preserve">2</w:t>
-      </w:r>
-      <w:r>
-        <w:rPr>
-          <w:rStyle w:val="NormalTok"/>
-        </w:rPr>
-        <w:t xml:space="preserve">))</w:t>
-      </w:r>
-      <w:r>
-        <w:br/>
-      </w:r>
-      <w:r>
-        <w:rPr>
-          <w:rStyle w:val="FunctionTok"/>
-        </w:rPr>
-        <w:t xml:space="preserve">plot</w:t>
-      </w:r>
-      <w:r>
-        <w:rPr>
-          <w:rStyle w:val="NormalTok"/>
-        </w:rPr>
-        <w:t xml:space="preserve">(p_ancova_model)</w:t>
-      </w:r>
-      <w:r>
-        <w:br/>
-      </w:r>
-      <w:r>
-        <w:rPr>
-          <w:rStyle w:val="FunctionTok"/>
-        </w:rPr>
-        <w:t xml:space="preserve">par</w:t>
-      </w:r>
-      <w:r>
-        <w:rPr>
-          <w:rStyle w:val="NormalTok"/>
-        </w:rPr>
-        <w:t xml:space="preserve">(</w:t>
-      </w:r>
-      <w:r>
-        <w:rPr>
-          <w:rStyle w:val="AttributeTok"/>
-        </w:rPr>
-        <w:t xml:space="preserve">mfrow =</w:t>
-      </w:r>
-      <w:r>
-        <w:rPr>
-          <w:rStyle w:val="NormalTok"/>
-        </w:rPr>
-        <w:t xml:space="preserve"> </w:t>
-      </w:r>
-      <w:r>
-        <w:rPr>
-          <w:rStyle w:val="FunctionTok"/>
-        </w:rPr>
-        <w:t xml:space="preserve">c</w:t>
-      </w:r>
-      <w:r>
-        <w:rPr>
-          <w:rStyle w:val="NormalTok"/>
-        </w:rPr>
-        <w:t xml:space="preserve">(</w:t>
-      </w:r>
-      <w:r>
-        <w:rPr>
-          <w:rStyle w:val="DecValTok"/>
-        </w:rPr>
-        <w:t xml:space="preserve">1</w:t>
-      </w:r>
-      <w:r>
-        <w:rPr>
-          <w:rStyle w:val="NormalTok"/>
-        </w:rPr>
-        <w:t xml:space="preserve">, </w:t>
-      </w:r>
-      <w:r>
-        <w:rPr>
-          <w:rStyle w:val="DecValTok"/>
-        </w:rPr>
-        <w:t xml:space="preserve">1</w:t>
-      </w:r>
-      <w:r>
-        <w:rPr>
-          <w:rStyle w:val="NormalTok"/>
-        </w:rPr>
-        <w:t xml:space="preserve">))</w:t>
-      </w:r>
-      <w:r>
-        <w:br/>
-      </w:r>
-      <w:r>
-        <w:br/>
-      </w:r>
-      <w:r>
-        <w:rPr>
-          <w:rStyle w:val="FunctionTok"/>
-        </w:rPr>
-        <w:t xml:space="preserve">shapiro.test</w:t>
-      </w:r>
-      <w:r>
-        <w:rPr>
-          <w:rStyle w:val="NormalTok"/>
-        </w:rPr>
-        <w:t xml:space="preserve">(p_ancova_model</w:t>
-      </w:r>
-      <w:r>
-        <w:rPr>
-          <w:rStyle w:val="SpecialCharTok"/>
-        </w:rPr>
-        <w:t xml:space="preserve">$</w:t>
-      </w:r>
-      <w:r>
-        <w:rPr>
-          <w:rStyle w:val="NormalTok"/>
-        </w:rPr>
-        <w:t xml:space="preserve">residuals)</w:t>
-      </w:r>
-      <w:r>
-        <w:br/>
-      </w:r>
-      <w:r>
-        <w:br/>
-      </w:r>
-      <w:r>
-        <w:rPr>
-          <w:rStyle w:val="FunctionTok"/>
-        </w:rPr>
-        <w:t xml:space="preserve">leveneTest</w:t>
-      </w:r>
-      <w:r>
-        <w:rPr>
-          <w:rStyle w:val="NormalTok"/>
-        </w:rPr>
-        <w:t xml:space="preserve">( </w:t>
-      </w:r>
-      <w:r>
-        <w:rPr>
-          <w:rStyle w:val="SpecialCharTok"/>
-        </w:rPr>
-        <w:t xml:space="preserve">~</w:t>
-      </w:r>
-      <w:r>
-        <w:rPr>
-          <w:rStyle w:val="NormalTok"/>
-        </w:rPr>
-        <w:t xml:space="preserve"> thorax </w:t>
-      </w:r>
-      <w:r>
-        <w:rPr>
-          <w:rStyle w:val="SpecialCharTok"/>
-        </w:rPr>
-        <w:t xml:space="preserve">*</w:t>
-      </w:r>
-      <w:r>
-        <w:rPr>
-          <w:rStyle w:val="NormalTok"/>
-        </w:rPr>
-        <w:t xml:space="preserve"> treat, </w:t>
-      </w:r>
-      <w:r>
-        <w:rPr>
-          <w:rStyle w:val="AttributeTok"/>
-        </w:rPr>
-        <w:t xml:space="preserve">data =</w:t>
-      </w:r>
-      <w:r>
-        <w:rPr>
-          <w:rStyle w:val="NormalTok"/>
-        </w:rPr>
-        <w:t xml:space="preserve"> p_df)</w:t>
-      </w:r>
-      <w:r>
-        <w:br/>
-      </w:r>
-      <w:r>
-        <w:br/>
-      </w:r>
-      <w:r>
-        <w:rPr>
-          <w:rStyle w:val="CommentTok"/>
-        </w:rPr>
-        <w:t xml:space="preserve"># Breusch-Pagan (BP) test for homoscedasticity</w:t>
-      </w:r>
-      <w:r>
-        <w:br/>
-      </w:r>
-      <w:r>
-        <w:rPr>
-          <w:rStyle w:val="NormalTok"/>
-        </w:rPr>
-        <w:t xml:space="preserve">lmtest</w:t>
-      </w:r>
-      <w:r>
-        <w:rPr>
-          <w:rStyle w:val="SpecialCharTok"/>
-        </w:rPr>
-        <w:t xml:space="preserve">::</w:t>
-      </w:r>
-      <w:r>
-        <w:rPr>
-          <w:rStyle w:val="FunctionTok"/>
-        </w:rPr>
-        <w:t xml:space="preserve">bptest</w:t>
-      </w:r>
-      <w:r>
-        <w:rPr>
-          <w:rStyle w:val="NormalTok"/>
-        </w:rPr>
-        <w:t xml:space="preserve">(p_ancova_model)</w:t>
+      <w:r>
+        <w:br/>
+      </w:r>
+      <w:r>
+        <w:rPr>
+          <w:rStyle w:val="NormalTok"/>
+        </w:rPr>
+        <w:t xml:space="preserve">p_means</w:t>
       </w:r>
     </w:p>
     <w:bookmarkEnd w:id="28"/>
-    <w:bookmarkStart w:id="29" w:name="step-4-calculate-adjusted-means-1"/>
-    <w:p>
-      <w:pPr>
-        <w:pStyle w:val="Heading2"/>
-      </w:pPr>
-      <w:r>
-        <w:t xml:space="preserve">Step 4: Calculate adjusted means</w:t>
-      </w:r>
-    </w:p>
-    <w:p>
-      <w:pPr>
-        <w:pStyle w:val="SourceCode"/>
-      </w:pPr>
-      <w:r>
-        <w:rPr>
-          <w:rStyle w:val="CommentTok"/>
-        </w:rPr>
-        <w:t xml:space="preserve"># ── Part 2.5 · Partridge Longevity Analysis ─────────────────────────────</w:t>
-      </w:r>
-      <w:r>
-        <w:br/>
-      </w:r>
-      <w:r>
-        <w:rPr>
-          <w:rStyle w:val="NormalTok"/>
-        </w:rPr>
-        <w:t xml:space="preserve">p_means </w:t>
-      </w:r>
-      <w:r>
-        <w:rPr>
-          <w:rStyle w:val="OtherTok"/>
-        </w:rPr>
-        <w:t xml:space="preserve">&lt;-</w:t>
-      </w:r>
-      <w:r>
-        <w:rPr>
-          <w:rStyle w:val="NormalTok"/>
-        </w:rPr>
-        <w:t xml:space="preserve"> </w:t>
-      </w:r>
-      <w:r>
-        <w:rPr>
-          <w:rStyle w:val="FunctionTok"/>
-        </w:rPr>
-        <w:t xml:space="preserve">emmeans</w:t>
-      </w:r>
-      <w:r>
-        <w:rPr>
-          <w:rStyle w:val="NormalTok"/>
-        </w:rPr>
-        <w:t xml:space="preserve">(p_ancova_model, </w:t>
-      </w:r>
-      <w:r>
-        <w:rPr>
-          <w:rStyle w:val="StringTok"/>
-        </w:rPr>
-        <w:t xml:space="preserve">"treat"</w:t>
-      </w:r>
-      <w:r>
-        <w:rPr>
-          <w:rStyle w:val="NormalTok"/>
-        </w:rPr>
-        <w:t xml:space="preserve">)</w:t>
-      </w:r>
-      <w:r>
-        <w:br/>
-      </w:r>
-      <w:r>
-        <w:rPr>
-          <w:rStyle w:val="NormalTok"/>
-        </w:rPr>
-        <w:t xml:space="preserve">p_means</w:t>
-      </w:r>
-    </w:p>
-    <w:bookmarkEnd w:id="29"/>
-    <w:bookmarkStart w:id="30" w:name="step-5-pairwise-comparisons-1"/>
+    <w:bookmarkStart w:id="29" w:name="step-5-pairwise-comparisons-1"/>
     <w:p>
       <w:pPr>
         <w:pStyle w:val="Heading2"/>
@@ -5875,9 +5633,9 @@
         </w:pict>
       </w:r>
     </w:p>
+    <w:bookmarkEnd w:id="29"/>
     <w:bookmarkEnd w:id="30"/>
-    <w:bookmarkEnd w:id="31"/>
-    <w:bookmarkStart w:id="36" w:name="part-3-example-with-heterogeneous-slopes"/>
+    <w:bookmarkStart w:id="35" w:name="part-3-example-with-heterogeneous-slopes"/>
     <w:p>
       <w:pPr>
         <w:pStyle w:val="Heading1"/>
@@ -7223,7 +6981,7 @@
         <w:t xml:space="preserve">()</w:t>
       </w:r>
     </w:p>
-    <w:bookmarkStart w:id="32" w:name="test-for-homogeneity-of-slopes"/>
+    <w:bookmarkStart w:id="31" w:name="test-for-homogeneity-of-slopes"/>
     <w:p>
       <w:pPr>
         <w:pStyle w:val="Heading2"/>
@@ -7369,8 +7127,8 @@
         <w:t xml:space="preserve">With p &lt; 0.05, we have heterogeneous slopes! Standard ANCOVA is inappropriate here.</w:t>
       </w:r>
     </w:p>
-    <w:bookmarkEnd w:id="32"/>
-    <w:bookmarkStart w:id="35" w:name="what-to-do-with-heterogeneous-slopes"/>
+    <w:bookmarkEnd w:id="31"/>
+    <w:bookmarkStart w:id="34" w:name="what-to-do-with-heterogeneous-slopes"/>
     <w:p>
       <w:pPr>
         <w:pStyle w:val="Heading2"/>
@@ -8082,18 +7840,18 @@
                 <wp:inline>
                   <wp:extent cx="152400" cy="152400"/>
                   <wp:effectExtent b="0" l="0" r="0" t="0"/>
-                  <wp:docPr descr="" title="" id="33" name="Picture"/>
+                  <wp:docPr descr="" title="" id="32" name="Picture"/>
                   <a:graphic>
                     <a:graphicData uri="http://schemas.openxmlformats.org/drawingml/2006/picture">
                       <pic:pic>
                         <pic:nvPicPr>
-                          <pic:cNvPr descr="/Applications/Positron.app/Contents/Resources/app/quarto/share/formats/docx/tip.png" id="34" name="Picture"/>
+                          <pic:cNvPr descr="/Applications/Positron.app/Contents/Resources/app/quarto/share/formats/docx/tip.png" id="33" name="Picture"/>
                           <pic:cNvPicPr>
                             <a:picLocks noChangeArrowheads="1" noChangeAspect="1"/>
                           </pic:cNvPicPr>
                         </pic:nvPicPr>
                         <pic:blipFill>
-                          <a:blip r:embed="rId21"/>
+                          <a:blip r:embed="rId20"/>
                           <a:stretch>
                             <a:fillRect/>
                           </a:stretch>
@@ -8209,9 +7967,9 @@
         </w:pict>
       </w:r>
     </w:p>
+    <w:bookmarkEnd w:id="34"/>
     <w:bookmarkEnd w:id="35"/>
-    <w:bookmarkEnd w:id="36"/>
-    <w:bookmarkStart w:id="41" w:name="summary-checklist-for-ancova"/>
+    <w:bookmarkStart w:id="40" w:name="summary-checklist-for-ancova"/>
     <w:p>
       <w:pPr>
         <w:pStyle w:val="Heading1"/>
@@ -8269,18 +8027,18 @@
                 <wp:inline>
                   <wp:extent cx="152400" cy="152400"/>
                   <wp:effectExtent b="0" l="0" r="0" t="0"/>
-                  <wp:docPr descr="" title="" id="37" name="Picture"/>
+                  <wp:docPr descr="" title="" id="36" name="Picture"/>
                   <a:graphic>
                     <a:graphicData uri="http://schemas.openxmlformats.org/drawingml/2006/picture">
                       <pic:pic>
                         <pic:nvPicPr>
-                          <pic:cNvPr descr="/Applications/Positron.app/Contents/Resources/app/quarto/share/formats/docx/tip.png" id="38" name="Picture"/>
+                          <pic:cNvPr descr="/Applications/Positron.app/Contents/Resources/app/quarto/share/formats/docx/tip.png" id="37" name="Picture"/>
                           <pic:cNvPicPr>
                             <a:picLocks noChangeArrowheads="1" noChangeAspect="1"/>
                           </pic:cNvPicPr>
                         </pic:nvPicPr>
                         <pic:blipFill>
-                          <a:blip r:embed="rId21"/>
+                          <a:blip r:embed="rId20"/>
                           <a:stretch>
                             <a:fillRect/>
                           </a:stretch>
@@ -8701,18 +8459,18 @@
                 <wp:inline>
                   <wp:extent cx="152400" cy="152400"/>
                   <wp:effectExtent b="0" l="0" r="0" t="0"/>
-                  <wp:docPr descr="" title="" id="39" name="Picture"/>
+                  <wp:docPr descr="" title="" id="38" name="Picture"/>
                   <a:graphic>
                     <a:graphicData uri="http://schemas.openxmlformats.org/drawingml/2006/picture">
                       <pic:pic>
                         <pic:nvPicPr>
-                          <pic:cNvPr descr="/Applications/Positron.app/Contents/Resources/app/quarto/share/formats/docx/important.png" id="40" name="Picture"/>
+                          <pic:cNvPr descr="/Applications/Positron.app/Contents/Resources/app/quarto/share/formats/docx/important.png" id="39" name="Picture"/>
                           <pic:cNvPicPr>
                             <a:picLocks noChangeArrowheads="1" noChangeAspect="1"/>
                           </pic:cNvPicPr>
                         </pic:nvPicPr>
                         <pic:blipFill>
-                          <a:blip r:embed="rId10"/>
+                          <a:blip r:embed="rId9"/>
                           <a:stretch>
                             <a:fillRect/>
                           </a:stretch>
@@ -8952,8 +8710,8 @@
         </w:pict>
       </w:r>
     </w:p>
-    <w:bookmarkEnd w:id="41"/>
-    <w:bookmarkStart w:id="45" w:name="review-and-checkpoint"/>
+    <w:bookmarkEnd w:id="40"/>
+    <w:bookmarkStart w:id="44" w:name="review-and-checkpoint"/>
     <w:p>
       <w:pPr>
         <w:pStyle w:val="Heading1"/>
@@ -9071,18 +8829,18 @@
                 <wp:inline>
                   <wp:extent cx="152400" cy="152400"/>
                   <wp:effectExtent b="0" l="0" r="0" t="0"/>
-                  <wp:docPr descr="" title="" id="43" name="Picture"/>
+                  <wp:docPr descr="" title="" id="42" name="Picture"/>
                   <a:graphic>
                     <a:graphicData uri="http://schemas.openxmlformats.org/drawingml/2006/picture">
                       <pic:pic>
                         <pic:nvPicPr>
-                          <pic:cNvPr descr="/Applications/Positron.app/Contents/Resources/app/quarto/share/formats/docx/note.png" id="44" name="Picture"/>
+                          <pic:cNvPr descr="/Applications/Positron.app/Contents/Resources/app/quarto/share/formats/docx/note.png" id="43" name="Picture"/>
                           <pic:cNvPicPr>
                             <a:picLocks noChangeArrowheads="1" noChangeAspect="1"/>
                           </pic:cNvPicPr>
                         </pic:nvPicPr>
                         <pic:blipFill>
-                          <a:blip r:embed="rId42"/>
+                          <a:blip r:embed="rId41"/>
                           <a:stretch>
                             <a:fillRect/>
                           </a:stretch>
@@ -9216,8 +8974,8 @@
         </w:pict>
       </w:r>
     </w:p>
-    <w:bookmarkEnd w:id="45"/>
-    <w:bookmarkStart w:id="52" w:name="X0d1ea194ca0fe5848798650fd10af362fa67aaa"/>
+    <w:bookmarkEnd w:id="44"/>
+    <w:bookmarkStart w:id="51" w:name="X0d1ea194ca0fe5848798650fd10af362fa67aaa"/>
     <w:p>
       <w:pPr>
         <w:pStyle w:val="Heading1"/>
@@ -9521,7 +9279,7 @@
         <w:t xml:space="preserve">)</w:t>
       </w:r>
     </w:p>
-    <w:bookmarkStart w:id="46" w:name="your-task"/>
+    <w:bookmarkStart w:id="45" w:name="your-task"/>
     <w:p>
       <w:pPr>
         <w:pStyle w:val="Heading2"/>
@@ -9695,8 +9453,8 @@
         <w:t xml:space="preserve">________________________________________________________</w:t>
       </w:r>
     </w:p>
-    <w:bookmarkEnd w:id="46"/>
-    <w:bookmarkStart w:id="51" w:name="final-figure"/>
+    <w:bookmarkEnd w:id="45"/>
+    <w:bookmarkStart w:id="50" w:name="final-figure"/>
     <w:p>
       <w:pPr>
         <w:pStyle w:val="Heading2"/>
@@ -9801,18 +9559,18 @@
                 <wp:inline>
                   <wp:extent cx="152400" cy="152400"/>
                   <wp:effectExtent b="0" l="0" r="0" t="0"/>
-                  <wp:docPr descr="" title="" id="47" name="Picture"/>
+                  <wp:docPr descr="" title="" id="46" name="Picture"/>
                   <a:graphic>
                     <a:graphicData uri="http://schemas.openxmlformats.org/drawingml/2006/picture">
                       <pic:pic>
                         <pic:nvPicPr>
-                          <pic:cNvPr descr="/Applications/Positron.app/Contents/Resources/app/quarto/share/formats/docx/note.png" id="48" name="Picture"/>
+                          <pic:cNvPr descr="/Applications/Positron.app/Contents/Resources/app/quarto/share/formats/docx/note.png" id="47" name="Picture"/>
                           <pic:cNvPicPr>
                             <a:picLocks noChangeArrowheads="1" noChangeAspect="1"/>
                           </pic:cNvPicPr>
                         </pic:nvPicPr>
                         <pic:blipFill>
-                          <a:blip r:embed="rId42"/>
+                          <a:blip r:embed="rId41"/>
                           <a:stretch>
                             <a:fillRect/>
                           </a:stretch>
@@ -10009,18 +9767,18 @@
                 <wp:inline>
                   <wp:extent cx="152400" cy="152400"/>
                   <wp:effectExtent b="0" l="0" r="0" t="0"/>
-                  <wp:docPr descr="" title="" id="49" name="Picture"/>
+                  <wp:docPr descr="" title="" id="48" name="Picture"/>
                   <a:graphic>
                     <a:graphicData uri="http://schemas.openxmlformats.org/drawingml/2006/picture">
                       <pic:pic>
                         <pic:nvPicPr>
-                          <pic:cNvPr descr="/Applications/Positron.app/Contents/Resources/app/quarto/share/formats/docx/note.png" id="50" name="Picture"/>
+                          <pic:cNvPr descr="/Applications/Positron.app/Contents/Resources/app/quarto/share/formats/docx/note.png" id="49" name="Picture"/>
                           <pic:cNvPicPr>
                             <a:picLocks noChangeArrowheads="1" noChangeAspect="1"/>
                           </pic:cNvPicPr>
                         </pic:nvPicPr>
                         <pic:blipFill>
-                          <a:blip r:embed="rId42"/>
+                          <a:blip r:embed="rId41"/>
                           <a:stretch>
                             <a:fillRect/>
                           </a:stretch>
@@ -10112,215 +9870,11 @@
         </w:tc>
       </w:tr>
     </w:tbl>
-    <w:p>
-      <w:r>
-        <w:pict>
-          <v:rect style="width:0;height:1.5pt" o:hralign="center" o:hrstd="t" o:hr="t"/>
-        </w:pict>
-      </w:r>
-    </w:p>
+    <w:bookmarkEnd w:id="50"/>
     <w:bookmarkEnd w:id="51"/>
-    <w:bookmarkEnd w:id="52"/>
-    <w:bookmarkStart w:id="53" w:name="getting-unstuck"/>
-    <w:p>
-      <w:pPr>
-        <w:pStyle w:val="Heading1"/>
-      </w:pPr>
-      <w:r>
-        <w:t xml:space="preserve">Getting unstuck</w:t>
-      </w:r>
-    </w:p>
-    <w:p>
-      <w:pPr>
-        <w:pStyle w:val="FirstParagraph"/>
-      </w:pPr>
-      <w:r>
-        <w:t xml:space="preserve">When code breaks — and it will, that is normal:</w:t>
-      </w:r>
-    </w:p>
-    <w:p>
-      <w:pPr>
-        <w:pStyle w:val="Compact"/>
-        <w:numPr>
-          <w:ilvl w:val="0"/>
-          <w:numId w:val="1023"/>
-        </w:numPr>
-      </w:pPr>
-      <w:r>
-        <w:rPr>
-          <w:b/>
-          <w:bCs/>
-        </w:rPr>
-        <w:t xml:space="preserve">Read the error message out loud.</w:t>
-      </w:r>
-      <w:r>
-        <w:t xml:space="preserve"> </w:t>
-      </w:r>
-      <w:r>
-        <w:t xml:space="preserve">R usually names the line and the problem.</w:t>
-      </w:r>
-    </w:p>
-    <w:p>
-      <w:pPr>
-        <w:pStyle w:val="Compact"/>
-        <w:numPr>
-          <w:ilvl w:val="0"/>
-          <w:numId w:val="1023"/>
-        </w:numPr>
-      </w:pPr>
-      <w:r>
-        <w:rPr>
-          <w:b/>
-          <w:bCs/>
-        </w:rPr>
-        <w:t xml:space="preserve">Check the usual suspects:</w:t>
-      </w:r>
-      <w:r>
-        <w:t xml:space="preserve"> </w:t>
-      </w:r>
-      <w:r>
-        <w:t xml:space="preserve">did you run all the</w:t>
-      </w:r>
-      <w:r>
-        <w:t xml:space="preserve"> </w:t>
-      </w:r>
-      <w:r>
-        <w:rPr>
-          <w:rStyle w:val="VerbatimChar"/>
-        </w:rPr>
-        <w:t xml:space="preserve">library()</w:t>
-      </w:r>
-      <w:r>
-        <w:t xml:space="preserve"> </w:t>
-      </w:r>
-      <w:r>
-        <w:t xml:space="preserve">calls at the top? Spelling? A missing</w:t>
-      </w:r>
-      <w:r>
-        <w:t xml:space="preserve"> </w:t>
-      </w:r>
-      <w:r>
-        <w:rPr>
-          <w:rStyle w:val="VerbatimChar"/>
-        </w:rPr>
-        <w:t xml:space="preserve">)</w:t>
-      </w:r>
-      <w:r>
-        <w:t xml:space="preserve"> </w:t>
-      </w:r>
-      <w:r>
-        <w:t xml:space="preserve">or</w:t>
-      </w:r>
-      <w:r>
-        <w:t xml:space="preserve"> </w:t>
-      </w:r>
-      <w:r>
-        <w:rPr>
-          <w:rStyle w:val="VerbatimChar"/>
-        </w:rPr>
-        <w:t xml:space="preserve">%&gt;%</w:t>
-      </w:r>
-      <w:r>
-        <w:t xml:space="preserve"> </w:t>
-      </w:r>
-      <w:r>
-        <w:t xml:space="preserve">at the</w:t>
-      </w:r>
-      <w:r>
-        <w:t xml:space="preserve"> </w:t>
-      </w:r>
-      <w:r>
-        <w:rPr>
-          <w:i/>
-          <w:iCs/>
-        </w:rPr>
-        <w:t xml:space="preserve">start</w:t>
-      </w:r>
-      <w:r>
-        <w:t xml:space="preserve"> </w:t>
-      </w:r>
-      <w:r>
-        <w:t xml:space="preserve">of a line?</w:t>
-      </w:r>
-    </w:p>
-    <w:p>
-      <w:pPr>
-        <w:pStyle w:val="Compact"/>
-        <w:numPr>
-          <w:ilvl w:val="0"/>
-          <w:numId w:val="1023"/>
-        </w:numPr>
-      </w:pPr>
-      <w:r>
-        <w:rPr>
-          <w:rStyle w:val="VerbatimChar"/>
-        </w:rPr>
-        <w:t xml:space="preserve">?function_name</w:t>
-      </w:r>
-      <w:r>
-        <w:t xml:space="preserve"> </w:t>
-      </w:r>
-      <w:r>
-        <w:t xml:space="preserve">opens the built-in help page.</w:t>
-      </w:r>
-    </w:p>
-    <w:p>
-      <w:pPr>
-        <w:pStyle w:val="Compact"/>
-        <w:numPr>
-          <w:ilvl w:val="0"/>
-          <w:numId w:val="1023"/>
-        </w:numPr>
-      </w:pPr>
-      <w:r>
-        <w:rPr>
-          <w:b/>
-          <w:bCs/>
-        </w:rPr>
-        <w:t xml:space="preserve">Bring the exact error</w:t>
-      </w:r>
-      <w:r>
-        <w:t xml:space="preserve"> </w:t>
-      </w:r>
-      <w:r>
-        <w:t xml:space="preserve">(copy-paste it) to class or office hours.</w:t>
-      </w:r>
-    </w:p>
-    <w:p>
-      <w:pPr>
-        <w:pStyle w:val="BlockText"/>
-      </w:pPr>
-      <w:r>
-        <w:t xml:space="preserve">💡</w:t>
-      </w:r>
-      <w:r>
-        <w:t xml:space="preserve"> </w:t>
-      </w:r>
-      <w:r>
-        <w:rPr>
-          <w:b/>
-          <w:bCs/>
-        </w:rPr>
-        <w:t xml:space="preserve">Key idea:</w:t>
-      </w:r>
-      <w:r>
-        <w:t xml:space="preserve"> </w:t>
-      </w:r>
-      <w:r>
-        <w:t xml:space="preserve">Every working scientist googles error messages daily. Getting stuck is not failing — it is the job.</w:t>
-      </w:r>
-    </w:p>
-    <w:p>
-      <w:r>
-        <w:pict>
-          <v:rect style="width:0;height:1.5pt" o:hralign="center" o:hrstd="t" o:hr="t"/>
-        </w:pict>
-      </w:r>
-    </w:p>
-    <w:bookmarkEnd w:id="53"/>
     <w:sectPr>
       <w:pgSz w:h="15840" w:w="12240"/>
-      <w:pgMar w:bottom="1440" w:footer="720" w:gutter="0" w:header="720" w:left="1440" w:right="1440" w:top="1440"/>
+      <w:pgMar w:bottom="720" w:footer="360" w:gutter="0" w:header="360" w:left="1008" w:right="720" w:top="720"/>
       <w:cols w:space="720"/>
       <w:docGrid w:linePitch="360"/>
     </w:sectPr>
@@ -10870,36 +10424,6 @@
   <w:num w:numId="1022">
     <w:abstractNumId w:val="992"/>
   </w:num>
-  <w:num w:numId="1023">
-    <w:abstractNumId w:val="99411"/>
-    <w:lvlOverride w:ilvl="0">
-      <w:startOverride w:val="1"/>
-    </w:lvlOverride>
-    <w:lvlOverride w:ilvl="1">
-      <w:startOverride w:val="1"/>
-    </w:lvlOverride>
-    <w:lvlOverride w:ilvl="2">
-      <w:startOverride w:val="1"/>
-    </w:lvlOverride>
-    <w:lvlOverride w:ilvl="3">
-      <w:startOverride w:val="1"/>
-    </w:lvlOverride>
-    <w:lvlOverride w:ilvl="4">
-      <w:startOverride w:val="1"/>
-    </w:lvlOverride>
-    <w:lvlOverride w:ilvl="5">
-      <w:startOverride w:val="1"/>
-    </w:lvlOverride>
-    <w:lvlOverride w:ilvl="6">
-      <w:startOverride w:val="1"/>
-    </w:lvlOverride>
-    <w:lvlOverride w:ilvl="7">
-      <w:startOverride w:val="1"/>
-    </w:lvlOverride>
-    <w:lvlOverride w:ilvl="8">
-      <w:startOverride w:val="1"/>
-    </w:lvlOverride>
-  </w:num>
 </w:numbering>
 </file>
 
@@ -10916,7 +10440,11 @@
         <w14:ligatures w14:val="standardContextual"/>
       </w:rPr>
     </w:rPrDefault>
-    <w:pPrDefault/>
+    <w:pPrDefault>
+      <w:pPr>
+        <w:spacing w:before="0"/>
+      </w:pPr>
+    </w:pPrDefault>
   </w:docDefaults>
   <w:latentStyles w:count="376" w:defLockedState="0" w:defQFormat="0" w:defSemiHidden="0" w:defUIPriority="99" w:defUnhideWhenUsed="0">
     <w:lsdException w:name="Normal" w:qFormat="1" w:uiPriority="0"/>
@@ -11311,7 +10839,7 @@
     <w:pPr>
       <w:keepNext/>
       <w:keepLines/>
-      <w:spacing w:after="80" w:before="360"/>
+      <w:spacing w:after="80" w:before="120"/>
       <w:outlineLvl w:val="0"/>
     </w:pPr>
     <w:rPr>
@@ -11335,7 +10863,7 @@
     <w:pPr>
       <w:keepNext/>
       <w:keepLines/>
-      <w:spacing w:after="80" w:before="160"/>
+      <w:spacing w:after="80" w:before="100"/>
       <w:outlineLvl w:val="1"/>
     </w:pPr>
     <w:rPr>
@@ -11356,7 +10884,7 @@
     <w:pPr>
       <w:keepNext/>
       <w:keepLines/>
-      <w:spacing w:after="80" w:before="160"/>
+      <w:spacing w:after="80" w:before="80"/>
       <w:outlineLvl w:val="2"/>
     </w:pPr>
     <w:rPr>
@@ -11401,7 +10929,7 @@
     <w:pPr>
       <w:keepNext/>
       <w:keepLines/>
-      <w:spacing w:after="40" w:before="80"/>
+      <w:spacing w:after="40" w:before="60"/>
       <w:outlineLvl w:val="4"/>
     </w:pPr>
     <w:rPr>
@@ -11422,7 +10950,7 @@
     <w:pPr>
       <w:keepNext/>
       <w:keepLines/>
-      <w:spacing w:before="40"/>
+      <w:spacing w:before="60"/>
       <w:outlineLvl w:val="5"/>
     </w:pPr>
     <w:rPr>
@@ -11444,7 +10972,7 @@
     <w:pPr>
       <w:keepNext/>
       <w:keepLines/>
-      <w:spacing w:before="40"/>
+      <w:spacing w:before="60"/>
       <w:outlineLvl w:val="6"/>
     </w:pPr>
     <w:rPr>
@@ -11463,6 +10991,7 @@
     <w:qFormat/>
     <w:rsid w:val="00846576"/>
     <w:pPr>
+      <w:spacing w:before="60"/>
       <w:keepNext/>
       <w:keepLines/>
       <w:outlineLvl w:val="7"/>
@@ -11484,6 +11013,7 @@
     <w:qFormat/>
     <w:rsid w:val="00846576"/>
     <w:pPr>
+      <w:spacing w:before="60"/>
       <w:keepNext/>
       <w:keepLines/>
       <w:outlineLvl w:val="8"/>
@@ -11646,7 +11176,7 @@
     <w:qFormat/>
     <w:rsid w:val="00AF5CF1"/>
     <w:pPr>
-      <w:spacing w:after="80"/>
+      <w:spacing w:after="80" w:before="0"/>
       <w:contextualSpacing/>
     </w:pPr>
     <w:rPr>
@@ -11683,7 +11213,7 @@
       <w:numPr>
         <w:ilvl w:val="1"/>
       </w:numPr>
-      <w:spacing w:after="160"/>
+      <w:spacing w:after="160" w:before="0"/>
     </w:pPr>
     <w:rPr>
       <w:rFonts w:asciiTheme="minorHAnsi" w:cstheme="majorBidi" w:eastAsiaTheme="majorEastAsia" w:hAnsiTheme="minorHAnsi"/>
@@ -11716,7 +11246,7 @@
     <w:qFormat/>
     <w:rsid w:val="00AF5CF1"/>
     <w:pPr>
-      <w:spacing w:after="160" w:before="160"/>
+      <w:spacing w:after="160" w:before="0"/>
       <w:jc w:val="center"/>
     </w:pPr>
     <w:rPr>
@@ -11744,6 +11274,7 @@
     <w:qFormat/>
     <w:rsid w:val="00AF5CF1"/>
     <w:pPr>
+      <w:spacing w:before="0"/>
       <w:ind w:left="720"/>
       <w:contextualSpacing/>
     </w:pPr>
@@ -11773,7 +11304,7 @@
         <w:top w:color="0F4761" w:space="10" w:sz="4" w:themeColor="accent1" w:themeShade="BF" w:val="single"/>
         <w:bottom w:color="0F4761" w:space="10" w:sz="4" w:themeColor="accent1" w:themeShade="BF" w:val="single"/>
       </w:pBdr>
-      <w:spacing w:after="360" w:before="360"/>
+      <w:spacing w:after="360" w:before="0"/>
       <w:ind w:left="864" w:right="864"/>
       <w:jc w:val="center"/>
     </w:pPr>
@@ -11835,7 +11366,7 @@
         <w:right w:color="FF0000" w:space="4" w:sz="8" w:val="single"/>
       </w:pBdr>
       <w:shd w:color="auto" w:fill="FBFBFB" w:val="clear"/>
-      <w:spacing w:after="120" w:before="120"/>
+      <w:spacing w:after="60" w:before="0"/>
       <w:ind w:left="432" w:right="432"/>
     </w:pPr>
     <w:rPr>
@@ -11856,7 +11387,7 @@
         <w:right w:color="BFBFBF" w:space="4" w:sz="6" w:val="single"/>
       </w:pBdr>
       <w:shd w:color="auto" w:fill="FBFBFB" w:val="clear"/>
-      <w:spacing w:after="240" w:before="240"/>
+      <w:spacing w:after="60" w:before="0"/>
       <w:ind w:left="432" w:right="432"/>
     </w:pPr>
     <w:rPr>
@@ -11877,7 +11408,7 @@
         <w:right w:color="BFBFBF" w:space="4" w:sz="6" w:val="single"/>
       </w:pBdr>
       <w:shd w:color="auto" w:fill="FBFBFB" w:val="clear"/>
-      <w:spacing w:after="240" w:before="240"/>
+      <w:spacing w:after="60" w:before="0"/>
       <w:ind w:left="432" w:right="432"/>
     </w:pPr>
     <w:rPr>
@@ -11923,7 +11454,7 @@
     <w:unhideWhenUsed/>
     <w:rsid w:val="00322D32"/>
     <w:pPr>
-      <w:spacing w:after="100"/>
+      <w:spacing w:after="100" w:before="0"/>
     </w:pPr>
   </w:style>
   <w:style w:type="character" w:customStyle="1" w:styleId="KeywordTok">

--- a/docs/content/ancova/ancova_activity.docx
+++ b/docs/content/ancova/ancova_activity.docx
@@ -10442,7 +10442,7 @@
     </w:rPrDefault>
     <w:pPrDefault>
       <w:pPr>
-        <w:spacing w:before="0"/>
+        <w:spacing w:after="0" w:before="0" w:line="240" w:lineRule="auto"/>
       </w:pPr>
     </w:pPrDefault>
   </w:docDefaults>
